--- a/docx/Automation/HPE_OpenView_Commands.docx
+++ b/docx/Automation/HPE_OpenView_Commands.docx
@@ -1059,6 +1059,7 @@
   <w:docDefaults>
     <w:rPrDefault>
       <w:rPr>
+        <w:color w:val="auto"/>
         <w:rFonts w:asciiTheme="minorHAnsi" w:cstheme="minorBidi" w:eastAsiaTheme="minorEastAsia" w:hAnsiTheme="minorHAnsi"/>
         <w:sz w:val="24"/>
         <w:szCs w:val="24"/>

--- a/docx/Automation/HPE_OpenView_Commands.docx
+++ b/docx/Automation/HPE_OpenView_Commands.docx
@@ -830,6 +830,7 @@
     <w:bookmarkEnd w:id="15"/>
     <w:bookmarkEnd w:id="16"/>
     <w:sectPr>
+      <w:pgSz w:w="16838" w:h="11906" w:orient="landscape"/>
       <w:footnotePr>
         <w:numRestart w:val="eachSect"/>
       </w:footnotePr>
@@ -1059,7 +1060,6 @@
   <w:docDefaults>
     <w:rPrDefault>
       <w:rPr>
-        <w:color w:val="auto"/>
         <w:rFonts w:asciiTheme="minorHAnsi" w:cstheme="minorBidi" w:eastAsiaTheme="minorEastAsia" w:hAnsiTheme="minorHAnsi"/>
         <w:sz w:val="24"/>
         <w:szCs w:val="24"/>
@@ -1602,6 +1602,14 @@
         <w:bottom w:type="dxa" w:w="0"/>
         <w:right w:type="dxa" w:w="108"/>
       </w:tblCellMar>
+      <w:tblBorders>
+        <w:top w:color="auto" w:space="0" w:sz="6" w:val="single"/>
+        <w:left w:color="auto" w:space="0" w:sz="6" w:val="single"/>
+        <w:bottom w:color="auto" w:space="0" w:sz="6" w:val="single"/>
+        <w:right w:color="auto" w:space="0" w:sz="6" w:val="single"/>
+        <w:insideH w:color="auto" w:space="0" w:sz="6" w:val="single"/>
+        <w:insideV w:color="auto" w:space="0" w:sz="6" w:val="single"/>
+      </w:tblBorders>
     </w:tblPr>
     <w:tblStylePr w:type="firstRow">
       <w:tcPr>

--- a/docx/Automation/HPE_OpenView_Commands.docx
+++ b/docx/Automation/HPE_OpenView_Commands.docx
@@ -2,7 +2,7 @@
 <file path=word/document.xml><?xml version="1.0" encoding="utf-8"?>
 <w:document xmlns:w="http://schemas.openxmlformats.org/wordprocessingml/2006/main" xmlns:m="http://schemas.openxmlformats.org/officeDocument/2006/math" xmlns:r="http://schemas.openxmlformats.org/officeDocument/2006/relationships" xmlns:o="urn:schemas-microsoft-com:office:office" xmlns:v="urn:schemas-microsoft-com:vml" xmlns:w10="urn:schemas-microsoft-com:office:word" xmlns:a="http://schemas.openxmlformats.org/drawingml/2006/main" xmlns:pic="http://schemas.openxmlformats.org/drawingml/2006/picture" xmlns:wp="http://schemas.openxmlformats.org/drawingml/2006/wordprocessingDrawing">
   <w:body>
-    <w:bookmarkStart w:id="16" w:name="sec1"/>
+    <w:bookmarkStart w:id="18" w:name="sec1"/>
     <w:p>
       <w:pPr>
         <w:pStyle w:val="Heading1"/>
@@ -11,7 +11,7 @@
         <w:t xml:space="preserve">HPE OneView Commands</w:t>
       </w:r>
     </w:p>
-    <w:bookmarkStart w:id="9" w:name="sec2"/>
+    <w:bookmarkStart w:id="11" w:name="sec2"/>
     <w:p>
       <w:pPr>
         <w:pStyle w:val="Heading2"/>
@@ -33,7 +33,7 @@
           <w:rPr>
             <w:rStyle w:val="Hyperlink"/>
           </w:rPr>
-          <w:t xml:space="preserve">Session Management</w:t>
+          <w:t xml:space="preserve">1. Connection Lifecycle (run first)</w:t>
         </w:r>
       </w:hyperlink>
     </w:p>
@@ -45,12 +45,12 @@
           <w:numId w:val="1001"/>
         </w:numPr>
       </w:pPr>
-      <w:hyperlink w:anchor="sec6">
+      <w:hyperlink w:anchor="sec8">
         <w:r>
           <w:rPr>
             <w:rStyle w:val="Hyperlink"/>
           </w:rPr>
-          <w:t xml:space="preserve">Version and Information</w:t>
+          <w:t xml:space="preserve">2. Server Queries (read-only)</w:t>
         </w:r>
       </w:hyperlink>
     </w:p>
@@ -62,12 +62,12 @@
           <w:numId w:val="1001"/>
         </w:numPr>
       </w:pPr>
-      <w:hyperlink w:anchor="sec8">
+      <w:hyperlink w:anchor="sec12">
         <w:r>
           <w:rPr>
             <w:rStyle w:val="Hyperlink"/>
           </w:rPr>
-          <w:t xml:space="preserve">Server Queries</w:t>
+          <w:t xml:space="preserve">3. Build Parameter &amp; Validation Checks (read-only)</w:t>
         </w:r>
       </w:hyperlink>
     </w:p>
@@ -79,12 +79,12 @@
           <w:numId w:val="1001"/>
         </w:numPr>
       </w:pPr>
-      <w:hyperlink w:anchor="sec11">
+      <w:hyperlink w:anchor="sec17">
         <w:r>
           <w:rPr>
             <w:rStyle w:val="Hyperlink"/>
           </w:rPr>
-          <w:t xml:space="preserve">Maintenance</w:t>
+          <w:t xml:space="preserve">4. ⚠ Destructive — ISO Installation &amp; Maintenance</w:t>
         </w:r>
       </w:hyperlink>
     </w:p>
@@ -96,12 +96,12 @@
           <w:numId w:val="1001"/>
         </w:numPr>
       </w:pPr>
-      <w:hyperlink w:anchor="sec14">
+      <w:hyperlink w:anchor="sec21">
         <w:r>
           <w:rPr>
             <w:rStyle w:val="Hyperlink"/>
           </w:rPr>
-          <w:t xml:space="preserve">Quick Health Check</w:t>
+          <w:t xml:space="preserve">5. Quick Health Check</w:t>
         </w:r>
       </w:hyperlink>
     </w:p>
@@ -113,7 +113,7 @@
           <w:numId w:val="1001"/>
         </w:numPr>
       </w:pPr>
-      <w:hyperlink w:anchor="sec15">
+      <w:hyperlink w:anchor="sec25">
         <w:r>
           <w:rPr>
             <w:rStyle w:val="Hyperlink"/>
@@ -164,17 +164,51 @@
         <w:t xml:space="preserve"> </w:t>
       </w:r>
       <w:r>
-        <w:t xml:space="preserve">by the Automation module.</w:t>
+        <w:t xml:space="preserve">by the Automation module. Documented command surface matches</w:t>
+      </w:r>
+      <w:r>
+        <w:t xml:space="preserve"> </w:t>
+      </w:r>
+      <w:hyperlink r:id="rId9">
+        <w:r>
+          <w:rPr>
+            <w:rStyle w:val="VerbatimChar"/>
+          </w:rPr>
+          <w:t xml:space="preserve">automation_commands.md</w:t>
+        </w:r>
+      </w:hyperlink>
+      <w:r>
+        <w:t xml:space="preserve"> </w:t>
+      </w:r>
+      <w:r>
+        <w:t xml:space="preserve">and the test plan</w:t>
+      </w:r>
+      <w:r>
+        <w:t xml:space="preserve"> </w:t>
+      </w:r>
+      <w:r>
+        <w:t xml:space="preserve">(</w:t>
+      </w:r>
+      <w:hyperlink r:id="rId10">
+        <w:r>
+          <w:rPr>
+            <w:rStyle w:val="VerbatimChar"/>
+          </w:rPr>
+          <w:t xml:space="preserve">AUTOMATION_TEST_PLAN.md</w:t>
+        </w:r>
+      </w:hyperlink>
+      <w:r>
+        <w:t xml:space="preserve">).</w:t>
       </w:r>
     </w:p>
-    <w:bookmarkEnd w:id="9"/>
-    <w:bookmarkStart w:id="10" w:name="sec3"/>
+    <w:bookmarkEnd w:id="11"/>
+    <w:bookmarkStart w:id="12" w:name="sec3"/>
     <w:p>
       <w:pPr>
         <w:pStyle w:val="Heading2"/>
       </w:pPr>
       <w:r>
-        <w:t xml:space="preserve">Session Management</w:t>
+        <w:t xml:space="preserve">1. Connection Lifecycle (run first)</w:t>
       </w:r>
     </w:p>
     <w:p>
@@ -182,7 +216,51 @@
         <w:pStyle w:val="FirstParagraph"/>
       </w:pPr>
       <w:r>
-        <w:t xml:space="preserve">The module uses a persistent OneView session stored in</w:t>
+        <w:t xml:space="preserve">The module uses a persistent OneView session. Run the connection checks</w:t>
+      </w:r>
+      <w:r>
+        <w:t xml:space="preserve"> </w:t>
+      </w:r>
+      <w:r>
+        <w:rPr>
+          <w:b/>
+          <w:bCs/>
+        </w:rPr>
+        <w:t xml:space="preserve">first</w:t>
+      </w:r>
+      <w:r>
+        <w:t xml:space="preserve"> </w:t>
+      </w:r>
+      <w:r>
+        <w:t xml:space="preserve">—</w:t>
+      </w:r>
+      <w:r>
+        <w:t xml:space="preserve"> </w:t>
+      </w:r>
+      <w:r>
+        <w:t xml:space="preserve">every downstream command reuses the active session. A live connection cannot be</w:t>
+      </w:r>
+      <w:r>
+        <w:t xml:space="preserve"> </w:t>
+      </w:r>
+      <w:r>
+        <w:t xml:space="preserve">“re-connected”</w:t>
+      </w:r>
+      <w:r>
+        <w:t xml:space="preserve"> </w:t>
+      </w:r>
+      <w:r>
+        <w:t xml:space="preserve">while already active: supplying a</w:t>
+      </w:r>
+      <w:r>
+        <w:t xml:space="preserve"> </w:t>
+      </w:r>
+      <w:r>
+        <w:rPr>
+          <w:i/>
+          <w:iCs/>
+        </w:rPr>
+        <w:t xml:space="preserve">different</w:t>
       </w:r>
       <w:r>
         <w:t xml:space="preserve"> </w:t>
@@ -191,16 +269,44 @@
         <w:rPr>
           <w:rStyle w:val="VerbatimChar"/>
         </w:rPr>
-        <w:t xml:space="preserve">$global:ConnectedSessions</w:t>
-      </w:r>
-      <w:r>
-        <w:t xml:space="preserve">.</w:t>
-      </w:r>
-      <w:r>
-        <w:t xml:space="preserve"> </w:t>
-      </w:r>
-      <w:r>
-        <w:t xml:space="preserve">Cmdlets reuse the session automatically; disconnect when finished.</w:t>
+        <w:t xml:space="preserve">-OneViewHost</w:t>
+      </w:r>
+      <w:r>
+        <w:t xml:space="preserve"> </w:t>
+      </w:r>
+      <w:r>
+        <w:t xml:space="preserve">only</w:t>
+      </w:r>
+      <w:r>
+        <w:t xml:space="preserve"> </w:t>
+      </w:r>
+      <w:r>
+        <w:rPr>
+          <w:b/>
+          <w:bCs/>
+        </w:rPr>
+        <w:t xml:space="preserve">warns</w:t>
+      </w:r>
+      <w:r>
+        <w:t xml:space="preserve"> </w:t>
+      </w:r>
+      <w:r>
+        <w:t xml:space="preserve">you to</w:t>
+      </w:r>
+      <w:r>
+        <w:t xml:space="preserve"> </w:t>
+      </w:r>
+      <w:r>
+        <w:rPr>
+          <w:rStyle w:val="VerbatimChar"/>
+        </w:rPr>
+        <w:t xml:space="preserve">Disconnect-OneView</w:t>
+      </w:r>
+      <w:r>
+        <w:t xml:space="preserve"> </w:t>
+      </w:r>
+      <w:r>
+        <w:t xml:space="preserve">first (it never drops the live session).</w:t>
       </w:r>
     </w:p>
     <w:p>
@@ -211,7 +317,247 @@
         <w:rPr>
           <w:rStyle w:val="CommentTok"/>
         </w:rPr>
-        <w:t xml:space="preserve"># Check current connection status {#sec4}</w:t>
+        <w:t xml:space="preserve"># STATUS (never prompts): report the active connection, or check a specific host {#sec4}</w:t>
+      </w:r>
+      <w:r>
+        <w:br/>
+      </w:r>
+      <w:r>
+        <w:rPr>
+          <w:rStyle w:val="NormalTok"/>
+        </w:rPr>
+        <w:t xml:space="preserve">Test-ServerConnectivity</w:t>
+      </w:r>
+      <w:r>
+        <w:br/>
+      </w:r>
+      <w:r>
+        <w:rPr>
+          <w:rStyle w:val="NormalTok"/>
+        </w:rPr>
+        <w:t xml:space="preserve">Test-ServerConnectivity </w:t>
+      </w:r>
+      <w:r>
+        <w:rPr>
+          <w:rStyle w:val="OperatorTok"/>
+        </w:rPr>
+        <w:t xml:space="preserve">-</w:t>
+      </w:r>
+      <w:r>
+        <w:rPr>
+          <w:rStyle w:val="NormalTok"/>
+        </w:rPr>
+        <w:t xml:space="preserve">OneViewHost oneview</w:t>
+      </w:r>
+      <w:r>
+        <w:rPr>
+          <w:rStyle w:val="OperatorTok"/>
+        </w:rPr>
+        <w:t xml:space="preserve">.</w:t>
+      </w:r>
+      <w:r>
+        <w:rPr>
+          <w:rStyle w:val="FunctionTok"/>
+        </w:rPr>
+        <w:t xml:space="preserve">ad</w:t>
+      </w:r>
+      <w:r>
+        <w:rPr>
+          <w:rStyle w:val="OperatorTok"/>
+        </w:rPr>
+        <w:t xml:space="preserve">.</w:t>
+      </w:r>
+      <w:r>
+        <w:rPr>
+          <w:rStyle w:val="FunctionTok"/>
+        </w:rPr>
+        <w:t xml:space="preserve">example</w:t>
+      </w:r>
+      <w:r>
+        <w:rPr>
+          <w:rStyle w:val="OperatorTok"/>
+        </w:rPr>
+        <w:t xml:space="preserve">.</w:t>
+      </w:r>
+      <w:r>
+        <w:rPr>
+          <w:rStyle w:val="FunctionTok"/>
+        </w:rPr>
+        <w:t xml:space="preserve">com</w:t>
+      </w:r>
+      <w:r>
+        <w:br/>
+      </w:r>
+      <w:r>
+        <w:br/>
+      </w:r>
+      <w:r>
+        <w:rPr>
+          <w:rStyle w:val="CommentTok"/>
+        </w:rPr>
+        <w:t xml:space="preserve"># CONNECT (prompts for credentials): establish the persistent session {#sec5}</w:t>
+      </w:r>
+      <w:r>
+        <w:br/>
+      </w:r>
+      <w:r>
+        <w:rPr>
+          <w:rStyle w:val="NormalTok"/>
+        </w:rPr>
+        <w:t xml:space="preserve">Connect-OneView </w:t>
+      </w:r>
+      <w:r>
+        <w:rPr>
+          <w:rStyle w:val="OperatorTok"/>
+        </w:rPr>
+        <w:t xml:space="preserve">-</w:t>
+      </w:r>
+      <w:r>
+        <w:rPr>
+          <w:rStyle w:val="NormalTok"/>
+        </w:rPr>
+        <w:t xml:space="preserve">OneViewHost oneview</w:t>
+      </w:r>
+      <w:r>
+        <w:rPr>
+          <w:rStyle w:val="OperatorTok"/>
+        </w:rPr>
+        <w:t xml:space="preserve">.</w:t>
+      </w:r>
+      <w:r>
+        <w:rPr>
+          <w:rStyle w:val="FunctionTok"/>
+        </w:rPr>
+        <w:t xml:space="preserve">ad</w:t>
+      </w:r>
+      <w:r>
+        <w:rPr>
+          <w:rStyle w:val="OperatorTok"/>
+        </w:rPr>
+        <w:t xml:space="preserve">.</w:t>
+      </w:r>
+      <w:r>
+        <w:rPr>
+          <w:rStyle w:val="FunctionTok"/>
+        </w:rPr>
+        <w:t xml:space="preserve">example</w:t>
+      </w:r>
+      <w:r>
+        <w:rPr>
+          <w:rStyle w:val="OperatorTok"/>
+        </w:rPr>
+        <w:t xml:space="preserve">.</w:t>
+      </w:r>
+      <w:r>
+        <w:rPr>
+          <w:rStyle w:val="FunctionTok"/>
+        </w:rPr>
+        <w:t xml:space="preserve">com</w:t>
+      </w:r>
+      <w:r>
+        <w:br/>
+      </w:r>
+      <w:r>
+        <w:rPr>
+          <w:rStyle w:val="NormalTok"/>
+        </w:rPr>
+        <w:t xml:space="preserve">Connect-OneView </w:t>
+      </w:r>
+      <w:r>
+        <w:rPr>
+          <w:rStyle w:val="OperatorTok"/>
+        </w:rPr>
+        <w:t xml:space="preserve">-</w:t>
+      </w:r>
+      <w:r>
+        <w:rPr>
+          <w:rStyle w:val="NormalTok"/>
+        </w:rPr>
+        <w:t xml:space="preserve">OneViewHost oneview</w:t>
+      </w:r>
+      <w:r>
+        <w:rPr>
+          <w:rStyle w:val="OperatorTok"/>
+        </w:rPr>
+        <w:t xml:space="preserve">.</w:t>
+      </w:r>
+      <w:r>
+        <w:rPr>
+          <w:rStyle w:val="FunctionTok"/>
+        </w:rPr>
+        <w:t xml:space="preserve">ad</w:t>
+      </w:r>
+      <w:r>
+        <w:rPr>
+          <w:rStyle w:val="OperatorTok"/>
+        </w:rPr>
+        <w:t xml:space="preserve">.</w:t>
+      </w:r>
+      <w:r>
+        <w:rPr>
+          <w:rStyle w:val="FunctionTok"/>
+        </w:rPr>
+        <w:t xml:space="preserve">example</w:t>
+      </w:r>
+      <w:r>
+        <w:rPr>
+          <w:rStyle w:val="OperatorTok"/>
+        </w:rPr>
+        <w:t xml:space="preserve">.</w:t>
+      </w:r>
+      <w:r>
+        <w:rPr>
+          <w:rStyle w:val="FunctionTok"/>
+        </w:rPr>
+        <w:t xml:space="preserve">com</w:t>
+      </w:r>
+      <w:r>
+        <w:rPr>
+          <w:rStyle w:val="NormalTok"/>
+        </w:rPr>
+        <w:t xml:space="preserve"> </w:t>
+      </w:r>
+      <w:r>
+        <w:rPr>
+          <w:rStyle w:val="OperatorTok"/>
+        </w:rPr>
+        <w:t xml:space="preserve">-</w:t>
+      </w:r>
+      <w:r>
+        <w:rPr>
+          <w:rStyle w:val="NormalTok"/>
+        </w:rPr>
+        <w:t xml:space="preserve">Credential </w:t>
+      </w:r>
+      <w:r>
+        <w:rPr>
+          <w:rStyle w:val="VariableTok"/>
+        </w:rPr>
+        <w:t xml:space="preserve">$cred</w:t>
+      </w:r>
+      <w:r>
+        <w:rPr>
+          <w:rStyle w:val="NormalTok"/>
+        </w:rPr>
+        <w:t xml:space="preserve">   </w:t>
+      </w:r>
+      <w:r>
+        <w:rPr>
+          <w:rStyle w:val="CommentTok"/>
+        </w:rPr>
+        <w:t xml:space="preserve"># non-interactive</w:t>
+      </w:r>
+      <w:r>
+        <w:br/>
+      </w:r>
+      <w:r>
+        <w:br/>
+      </w:r>
+      <w:r>
+        <w:rPr>
+          <w:rStyle w:val="CommentTok"/>
+        </w:rPr>
+        <w:t xml:space="preserve"># STATUS of the active session (reachability + auth + optional server count) {#sec6}</w:t>
       </w:r>
       <w:r>
         <w:br/>
@@ -226,13 +572,163 @@
         <w:br/>
       </w:r>
       <w:r>
+        <w:rPr>
+          <w:rStyle w:val="NormalTok"/>
+        </w:rPr>
+        <w:t xml:space="preserve">Get-OneViewConnectionStatus </w:t>
+      </w:r>
+      <w:r>
+        <w:rPr>
+          <w:rStyle w:val="OperatorTok"/>
+        </w:rPr>
+        <w:t xml:space="preserve">-</w:t>
+      </w:r>
+      <w:r>
+        <w:rPr>
+          <w:rStyle w:val="NormalTok"/>
+        </w:rPr>
+        <w:t xml:space="preserve">OneViewHost oneview</w:t>
+      </w:r>
+      <w:r>
+        <w:rPr>
+          <w:rStyle w:val="OperatorTok"/>
+        </w:rPr>
+        <w:t xml:space="preserve">.</w:t>
+      </w:r>
+      <w:r>
+        <w:rPr>
+          <w:rStyle w:val="FunctionTok"/>
+        </w:rPr>
+        <w:t xml:space="preserve">ad</w:t>
+      </w:r>
+      <w:r>
+        <w:rPr>
+          <w:rStyle w:val="OperatorTok"/>
+        </w:rPr>
+        <w:t xml:space="preserve">.</w:t>
+      </w:r>
+      <w:r>
+        <w:rPr>
+          <w:rStyle w:val="FunctionTok"/>
+        </w:rPr>
+        <w:t xml:space="preserve">example</w:t>
+      </w:r>
+      <w:r>
+        <w:rPr>
+          <w:rStyle w:val="OperatorTok"/>
+        </w:rPr>
+        <w:t xml:space="preserve">.</w:t>
+      </w:r>
+      <w:r>
+        <w:rPr>
+          <w:rStyle w:val="FunctionTok"/>
+        </w:rPr>
+        <w:t xml:space="preserve">com</w:t>
+      </w:r>
+      <w:r>
+        <w:rPr>
+          <w:rStyle w:val="NormalTok"/>
+        </w:rPr>
+        <w:t xml:space="preserve"> </w:t>
+      </w:r>
+      <w:r>
+        <w:rPr>
+          <w:rStyle w:val="OperatorTok"/>
+        </w:rPr>
+        <w:t xml:space="preserve">-</w:t>
+      </w:r>
+      <w:r>
+        <w:rPr>
+          <w:rStyle w:val="NormalTok"/>
+        </w:rPr>
+        <w:t xml:space="preserve">IncludeServerCount</w:t>
+      </w:r>
+      <w:r>
+        <w:br/>
+      </w:r>
+      <w:r>
+        <w:rPr>
+          <w:rStyle w:val="NormalTok"/>
+        </w:rPr>
+        <w:t xml:space="preserve">Get-OneViewConnectionStatus </w:t>
+      </w:r>
+      <w:r>
+        <w:rPr>
+          <w:rStyle w:val="OperatorTok"/>
+        </w:rPr>
+        <w:t xml:space="preserve">-</w:t>
+      </w:r>
+      <w:r>
+        <w:rPr>
+          <w:rStyle w:val="NormalTok"/>
+        </w:rPr>
+        <w:t xml:space="preserve">OneViewHost oneview</w:t>
+      </w:r>
+      <w:r>
+        <w:rPr>
+          <w:rStyle w:val="OperatorTok"/>
+        </w:rPr>
+        <w:t xml:space="preserve">.</w:t>
+      </w:r>
+      <w:r>
+        <w:rPr>
+          <w:rStyle w:val="FunctionTok"/>
+        </w:rPr>
+        <w:t xml:space="preserve">ad</w:t>
+      </w:r>
+      <w:r>
+        <w:rPr>
+          <w:rStyle w:val="OperatorTok"/>
+        </w:rPr>
+        <w:t xml:space="preserve">.</w:t>
+      </w:r>
+      <w:r>
+        <w:rPr>
+          <w:rStyle w:val="FunctionTok"/>
+        </w:rPr>
+        <w:t xml:space="preserve">example</w:t>
+      </w:r>
+      <w:r>
+        <w:rPr>
+          <w:rStyle w:val="OperatorTok"/>
+        </w:rPr>
+        <w:t xml:space="preserve">.</w:t>
+      </w:r>
+      <w:r>
+        <w:rPr>
+          <w:rStyle w:val="FunctionTok"/>
+        </w:rPr>
+        <w:t xml:space="preserve">com</w:t>
+      </w:r>
+      <w:r>
+        <w:rPr>
+          <w:rStyle w:val="NormalTok"/>
+        </w:rPr>
+        <w:t xml:space="preserve"> </w:t>
+      </w:r>
+      <w:r>
+        <w:rPr>
+          <w:rStyle w:val="OperatorTok"/>
+        </w:rPr>
+        <w:t xml:space="preserve">-</w:t>
+      </w:r>
+      <w:r>
+        <w:rPr>
+          <w:rStyle w:val="NormalTok"/>
+        </w:rPr>
+        <w:t xml:space="preserve">ServerIdentifier MXQ1234567</w:t>
+      </w:r>
+      <w:r>
+        <w:br/>
+      </w:r>
+      <w:r>
         <w:br/>
       </w:r>
       <w:r>
         <w:rPr>
           <w:rStyle w:val="CommentTok"/>
         </w:rPr>
-        <w:t xml:space="preserve"># Close the persistent OneView session {#sec5}</w:t>
+        <w:t xml:space="preserve"># DISCONNECT when finished (reconnect = Disconnect then Connect again) {#sec7}</w:t>
       </w:r>
       <w:r>
         <w:br/>
@@ -243,93 +739,126 @@
         </w:rPr>
         <w:t xml:space="preserve">Disconnect-OneView</w:t>
       </w:r>
-    </w:p>
-    <w:bookmarkEnd w:id="10"/>
-    <w:bookmarkStart w:id="11" w:name="sec6"/>
-    <w:p>
-      <w:pPr>
-        <w:pStyle w:val="Heading2"/>
-      </w:pPr>
-      <w:r>
-        <w:t xml:space="preserve">Version and Information</w:t>
+      <w:r>
+        <w:br/>
+      </w:r>
+      <w:r>
+        <w:rPr>
+          <w:rStyle w:val="NormalTok"/>
+        </w:rPr>
+        <w:t xml:space="preserve">Disconnect-OneView </w:t>
+      </w:r>
+      <w:r>
+        <w:rPr>
+          <w:rStyle w:val="OperatorTok"/>
+        </w:rPr>
+        <w:t xml:space="preserve">-</w:t>
+      </w:r>
+      <w:r>
+        <w:rPr>
+          <w:rStyle w:val="NormalTok"/>
+        </w:rPr>
+        <w:t xml:space="preserve">Force        </w:t>
+      </w:r>
+      <w:r>
+        <w:rPr>
+          <w:rStyle w:val="CommentTok"/>
+        </w:rPr>
+        <w:t xml:space="preserve"># suppress cleanup errors</w:t>
       </w:r>
     </w:p>
     <w:p>
       <w:pPr>
-        <w:pStyle w:val="SourceCode"/>
-      </w:pPr>
-      <w:r>
-        <w:rPr>
-          <w:rStyle w:val="CommentTok"/>
-        </w:rPr>
-        <w:t xml:space="preserve"># Query the OneView appliance version {#sec7}</w:t>
-      </w:r>
-      <w:r>
-        <w:br/>
-      </w:r>
-      <w:r>
-        <w:rPr>
-          <w:rStyle w:val="NormalTok"/>
-        </w:rPr>
-        <w:t xml:space="preserve">Get-OneViewVersion </w:t>
-      </w:r>
-      <w:r>
-        <w:rPr>
-          <w:rStyle w:val="OperatorTok"/>
-        </w:rPr>
-        <w:t xml:space="preserve">-</w:t>
-      </w:r>
-      <w:r>
-        <w:rPr>
-          <w:rStyle w:val="NormalTok"/>
-        </w:rPr>
-        <w:t xml:space="preserve">OneViewHost oneview</w:t>
-      </w:r>
-      <w:r>
-        <w:rPr>
-          <w:rStyle w:val="OperatorTok"/>
-        </w:rPr>
-        <w:t xml:space="preserve">.</w:t>
-      </w:r>
-      <w:r>
-        <w:rPr>
-          <w:rStyle w:val="FunctionTok"/>
-        </w:rPr>
-        <w:t xml:space="preserve">ad</w:t>
-      </w:r>
-      <w:r>
-        <w:rPr>
-          <w:rStyle w:val="OperatorTok"/>
-        </w:rPr>
-        <w:t xml:space="preserve">.</w:t>
-      </w:r>
-      <w:r>
-        <w:rPr>
-          <w:rStyle w:val="FunctionTok"/>
-        </w:rPr>
-        <w:t xml:space="preserve">example</w:t>
-      </w:r>
-      <w:r>
-        <w:rPr>
-          <w:rStyle w:val="OperatorTok"/>
-        </w:rPr>
-        <w:t xml:space="preserve">.</w:t>
-      </w:r>
-      <w:r>
-        <w:rPr>
-          <w:rStyle w:val="FunctionTok"/>
-        </w:rPr>
-        <w:t xml:space="preserve">com</w:t>
+        <w:pStyle w:val="BlockText"/>
+      </w:pPr>
+      <w:r>
+        <w:rPr>
+          <w:b/>
+          <w:bCs/>
+        </w:rPr>
+        <w:t xml:space="preserve">Version / appliance info</w:t>
+      </w:r>
+      <w:r>
+        <w:t xml:space="preserve"> </w:t>
+      </w:r>
+      <w:r>
+        <w:t xml:space="preserve">is now read from</w:t>
+      </w:r>
+      <w:r>
+        <w:t xml:space="preserve"> </w:t>
+      </w:r>
+      <w:r>
+        <w:rPr>
+          <w:rStyle w:val="VerbatimChar"/>
+        </w:rPr>
+        <w:t xml:space="preserve">Get-OneViewConnectionStatus</w:t>
+      </w:r>
+      <w:r>
+        <w:t xml:space="preserve"> </w:t>
+      </w:r>
+      <w:r>
+        <w:t xml:space="preserve">(</w:t>
+      </w:r>
+      <w:r>
+        <w:rPr>
+          <w:rStyle w:val="VerbatimChar"/>
+        </w:rPr>
+        <w:t xml:space="preserve">Version</w:t>
+      </w:r>
+      <w:r>
+        <w:t xml:space="preserve">, and</w:t>
+      </w:r>
+      <w:r>
+        <w:t xml:space="preserve"> </w:t>
+      </w:r>
+      <w:r>
+        <w:rPr>
+          <w:rStyle w:val="VerbatimChar"/>
+        </w:rPr>
+        <w:t xml:space="preserve">ServerCount</w:t>
+      </w:r>
+      <w:r>
+        <w:t xml:space="preserve"> </w:t>
+      </w:r>
+      <w:r>
+        <w:t xml:space="preserve">with</w:t>
+      </w:r>
+      <w:r>
+        <w:t xml:space="preserve"> </w:t>
+      </w:r>
+      <w:r>
+        <w:rPr>
+          <w:rStyle w:val="VerbatimChar"/>
+        </w:rPr>
+        <w:t xml:space="preserve">-IncludeServerCount</w:t>
+      </w:r>
+      <w:r>
+        <w:t xml:space="preserve">). The standalone</w:t>
+      </w:r>
+      <w:r>
+        <w:t xml:space="preserve"> </w:t>
+      </w:r>
+      <w:r>
+        <w:rPr>
+          <w:rStyle w:val="VerbatimChar"/>
+        </w:rPr>
+        <w:t xml:space="preserve">Get-OneViewVersion</w:t>
+      </w:r>
+      <w:r>
+        <w:t xml:space="preserve"> </w:t>
+      </w:r>
+      <w:r>
+        <w:t xml:space="preserve">cmdlet is no longer part of the public surface.</w:t>
       </w:r>
     </w:p>
-    <w:bookmarkEnd w:id="11"/>
-    <w:bookmarkStart w:id="12" w:name="sec8"/>
+    <w:bookmarkEnd w:id="12"/>
+    <w:bookmarkStart w:id="13" w:name="sec8"/>
     <w:p>
       <w:pPr>
         <w:pStyle w:val="Heading2"/>
       </w:pPr>
       <w:r>
-        <w:t xml:space="preserve">Server Queries</w:t>
+        <w:t xml:space="preserve">2. Server Queries (read-only)</w:t>
       </w:r>
     </w:p>
     <w:p>
@@ -340,7 +869,7 @@
         <w:rPr>
           <w:rStyle w:val="CommentTok"/>
         </w:rPr>
-        <w:t xml:space="preserve"># List server hardware known to the appliance {#sec9}</w:t>
+        <w:t xml:space="preserve"># List server hardware known to the appliance (reuses active session if connected) {#sec9}</w:t>
       </w:r>
       <w:r>
         <w:br/>
@@ -409,7 +938,343 @@
         <w:rPr>
           <w:rStyle w:val="CommentTok"/>
         </w:rPr>
-        <w:t xml:space="preserve"># Resolve a target server (name, serial, iLO IP, etc.) {#sec10}</w:t>
+        <w:t xml:space="preserve"># Narrow by health / power / maintenance mode / name (wildcards supported) {#sec10}</w:t>
+      </w:r>
+      <w:r>
+        <w:br/>
+      </w:r>
+      <w:r>
+        <w:rPr>
+          <w:rStyle w:val="NormalTok"/>
+        </w:rPr>
+        <w:t xml:space="preserve">Get-OneViewServerList </w:t>
+      </w:r>
+      <w:r>
+        <w:rPr>
+          <w:rStyle w:val="OperatorTok"/>
+        </w:rPr>
+        <w:t xml:space="preserve">-</w:t>
+      </w:r>
+      <w:r>
+        <w:rPr>
+          <w:rStyle w:val="NormalTok"/>
+        </w:rPr>
+        <w:t xml:space="preserve">OneViewHost oneview</w:t>
+      </w:r>
+      <w:r>
+        <w:rPr>
+          <w:rStyle w:val="OperatorTok"/>
+        </w:rPr>
+        <w:t xml:space="preserve">.</w:t>
+      </w:r>
+      <w:r>
+        <w:rPr>
+          <w:rStyle w:val="FunctionTok"/>
+        </w:rPr>
+        <w:t xml:space="preserve">ad</w:t>
+      </w:r>
+      <w:r>
+        <w:rPr>
+          <w:rStyle w:val="OperatorTok"/>
+        </w:rPr>
+        <w:t xml:space="preserve">.</w:t>
+      </w:r>
+      <w:r>
+        <w:rPr>
+          <w:rStyle w:val="FunctionTok"/>
+        </w:rPr>
+        <w:t xml:space="preserve">example</w:t>
+      </w:r>
+      <w:r>
+        <w:rPr>
+          <w:rStyle w:val="OperatorTok"/>
+        </w:rPr>
+        <w:t xml:space="preserve">.</w:t>
+      </w:r>
+      <w:r>
+        <w:rPr>
+          <w:rStyle w:val="FunctionTok"/>
+        </w:rPr>
+        <w:t xml:space="preserve">com</w:t>
+      </w:r>
+      <w:r>
+        <w:rPr>
+          <w:rStyle w:val="NormalTok"/>
+        </w:rPr>
+        <w:t xml:space="preserve"> </w:t>
+      </w:r>
+      <w:r>
+        <w:rPr>
+          <w:rStyle w:val="OperatorTok"/>
+        </w:rPr>
+        <w:t xml:space="preserve">-</w:t>
+      </w:r>
+      <w:r>
+        <w:rPr>
+          <w:rStyle w:val="NormalTok"/>
+        </w:rPr>
+        <w:t xml:space="preserve">Filter </w:t>
+      </w:r>
+      <w:r>
+        <w:rPr>
+          <w:rStyle w:val="StringTok"/>
+        </w:rPr>
+        <w:t xml:space="preserve">'health:Critical'</w:t>
+      </w:r>
+      <w:r>
+        <w:br/>
+      </w:r>
+      <w:r>
+        <w:rPr>
+          <w:rStyle w:val="NormalTok"/>
+        </w:rPr>
+        <w:t xml:space="preserve">Get-OneViewServerList </w:t>
+      </w:r>
+      <w:r>
+        <w:rPr>
+          <w:rStyle w:val="OperatorTok"/>
+        </w:rPr>
+        <w:t xml:space="preserve">-</w:t>
+      </w:r>
+      <w:r>
+        <w:rPr>
+          <w:rStyle w:val="NormalTok"/>
+        </w:rPr>
+        <w:t xml:space="preserve">OneViewHost oneview</w:t>
+      </w:r>
+      <w:r>
+        <w:rPr>
+          <w:rStyle w:val="OperatorTok"/>
+        </w:rPr>
+        <w:t xml:space="preserve">.</w:t>
+      </w:r>
+      <w:r>
+        <w:rPr>
+          <w:rStyle w:val="FunctionTok"/>
+        </w:rPr>
+        <w:t xml:space="preserve">ad</w:t>
+      </w:r>
+      <w:r>
+        <w:rPr>
+          <w:rStyle w:val="OperatorTok"/>
+        </w:rPr>
+        <w:t xml:space="preserve">.</w:t>
+      </w:r>
+      <w:r>
+        <w:rPr>
+          <w:rStyle w:val="FunctionTok"/>
+        </w:rPr>
+        <w:t xml:space="preserve">example</w:t>
+      </w:r>
+      <w:r>
+        <w:rPr>
+          <w:rStyle w:val="OperatorTok"/>
+        </w:rPr>
+        <w:t xml:space="preserve">.</w:t>
+      </w:r>
+      <w:r>
+        <w:rPr>
+          <w:rStyle w:val="FunctionTok"/>
+        </w:rPr>
+        <w:t xml:space="preserve">com</w:t>
+      </w:r>
+      <w:r>
+        <w:rPr>
+          <w:rStyle w:val="NormalTok"/>
+        </w:rPr>
+        <w:t xml:space="preserve"> </w:t>
+      </w:r>
+      <w:r>
+        <w:rPr>
+          <w:rStyle w:val="OperatorTok"/>
+        </w:rPr>
+        <w:t xml:space="preserve">-</w:t>
+      </w:r>
+      <w:r>
+        <w:rPr>
+          <w:rStyle w:val="NormalTok"/>
+        </w:rPr>
+        <w:t xml:space="preserve">Filter </w:t>
+      </w:r>
+      <w:r>
+        <w:rPr>
+          <w:rStyle w:val="StringTok"/>
+        </w:rPr>
+        <w:t xml:space="preserve">'maintenance:Yes'</w:t>
+      </w:r>
+      <w:r>
+        <w:br/>
+      </w:r>
+      <w:r>
+        <w:rPr>
+          <w:rStyle w:val="NormalTok"/>
+        </w:rPr>
+        <w:t xml:space="preserve">Get-OneViewServerList </w:t>
+      </w:r>
+      <w:r>
+        <w:rPr>
+          <w:rStyle w:val="OperatorTok"/>
+        </w:rPr>
+        <w:t xml:space="preserve">-</w:t>
+      </w:r>
+      <w:r>
+        <w:rPr>
+          <w:rStyle w:val="NormalTok"/>
+        </w:rPr>
+        <w:t xml:space="preserve">OneViewHost oneview</w:t>
+      </w:r>
+      <w:r>
+        <w:rPr>
+          <w:rStyle w:val="OperatorTok"/>
+        </w:rPr>
+        <w:t xml:space="preserve">.</w:t>
+      </w:r>
+      <w:r>
+        <w:rPr>
+          <w:rStyle w:val="FunctionTok"/>
+        </w:rPr>
+        <w:t xml:space="preserve">ad</w:t>
+      </w:r>
+      <w:r>
+        <w:rPr>
+          <w:rStyle w:val="OperatorTok"/>
+        </w:rPr>
+        <w:t xml:space="preserve">.</w:t>
+      </w:r>
+      <w:r>
+        <w:rPr>
+          <w:rStyle w:val="FunctionTok"/>
+        </w:rPr>
+        <w:t xml:space="preserve">example</w:t>
+      </w:r>
+      <w:r>
+        <w:rPr>
+          <w:rStyle w:val="OperatorTok"/>
+        </w:rPr>
+        <w:t xml:space="preserve">.</w:t>
+      </w:r>
+      <w:r>
+        <w:rPr>
+          <w:rStyle w:val="FunctionTok"/>
+        </w:rPr>
+        <w:t xml:space="preserve">com</w:t>
+      </w:r>
+      <w:r>
+        <w:rPr>
+          <w:rStyle w:val="NormalTok"/>
+        </w:rPr>
+        <w:t xml:space="preserve"> </w:t>
+      </w:r>
+      <w:r>
+        <w:rPr>
+          <w:rStyle w:val="OperatorTok"/>
+        </w:rPr>
+        <w:t xml:space="preserve">-</w:t>
+      </w:r>
+      <w:r>
+        <w:rPr>
+          <w:rStyle w:val="NormalTok"/>
+        </w:rPr>
+        <w:t xml:space="preserve">Filter </w:t>
+      </w:r>
+      <w:r>
+        <w:rPr>
+          <w:rStyle w:val="StringTok"/>
+        </w:rPr>
+        <w:t xml:space="preserve">'name:PROD-*'</w:t>
+      </w:r>
+      <w:r>
+        <w:br/>
+      </w:r>
+      <w:r>
+        <w:rPr>
+          <w:rStyle w:val="NormalTok"/>
+        </w:rPr>
+        <w:t xml:space="preserve">Get-OneViewServerList </w:t>
+      </w:r>
+      <w:r>
+        <w:rPr>
+          <w:rStyle w:val="OperatorTok"/>
+        </w:rPr>
+        <w:t xml:space="preserve">-</w:t>
+      </w:r>
+      <w:r>
+        <w:rPr>
+          <w:rStyle w:val="NormalTok"/>
+        </w:rPr>
+        <w:t xml:space="preserve">OneViewHost oneview</w:t>
+      </w:r>
+      <w:r>
+        <w:rPr>
+          <w:rStyle w:val="OperatorTok"/>
+        </w:rPr>
+        <w:t xml:space="preserve">.</w:t>
+      </w:r>
+      <w:r>
+        <w:rPr>
+          <w:rStyle w:val="FunctionTok"/>
+        </w:rPr>
+        <w:t xml:space="preserve">ad</w:t>
+      </w:r>
+      <w:r>
+        <w:rPr>
+          <w:rStyle w:val="OperatorTok"/>
+        </w:rPr>
+        <w:t xml:space="preserve">.</w:t>
+      </w:r>
+      <w:r>
+        <w:rPr>
+          <w:rStyle w:val="FunctionTok"/>
+        </w:rPr>
+        <w:t xml:space="preserve">example</w:t>
+      </w:r>
+      <w:r>
+        <w:rPr>
+          <w:rStyle w:val="OperatorTok"/>
+        </w:rPr>
+        <w:t xml:space="preserve">.</w:t>
+      </w:r>
+      <w:r>
+        <w:rPr>
+          <w:rStyle w:val="FunctionTok"/>
+        </w:rPr>
+        <w:t xml:space="preserve">com</w:t>
+      </w:r>
+      <w:r>
+        <w:rPr>
+          <w:rStyle w:val="NormalTok"/>
+        </w:rPr>
+        <w:t xml:space="preserve"> </w:t>
+      </w:r>
+      <w:r>
+        <w:rPr>
+          <w:rStyle w:val="OperatorTok"/>
+        </w:rPr>
+        <w:t xml:space="preserve">-</w:t>
+      </w:r>
+      <w:r>
+        <w:rPr>
+          <w:rStyle w:val="NormalTok"/>
+        </w:rPr>
+        <w:t xml:space="preserve">Summary   </w:t>
+      </w:r>
+      <w:r>
+        <w:rPr>
+          <w:rStyle w:val="CommentTok"/>
+        </w:rPr>
+        <w:t xml:space="preserve"># condensed view</w:t>
+      </w:r>
+      <w:r>
+        <w:br/>
+      </w:r>
+      <w:r>
+        <w:br/>
+      </w:r>
+      <w:r>
+        <w:rPr>
+          <w:rStyle w:val="CommentTok"/>
+        </w:rPr>
+        <w:t xml:space="preserve"># Resolve a single target server (name, serial, iLO IP, or bay) {#sec11}</w:t>
       </w:r>
       <w:r>
         <w:br/>
@@ -486,192 +1351,132 @@
         </w:rPr>
         <w:t xml:space="preserve">ServerIdentifier MXQ1234567</w:t>
       </w:r>
+      <w:r>
+        <w:br/>
+      </w:r>
+      <w:r>
+        <w:rPr>
+          <w:rStyle w:val="NormalTok"/>
+        </w:rPr>
+        <w:t xml:space="preserve">Get-OneViewServerTarget </w:t>
+      </w:r>
+      <w:r>
+        <w:rPr>
+          <w:rStyle w:val="OperatorTok"/>
+        </w:rPr>
+        <w:t xml:space="preserve">-</w:t>
+      </w:r>
+      <w:r>
+        <w:rPr>
+          <w:rStyle w:val="NormalTok"/>
+        </w:rPr>
+        <w:t xml:space="preserve">OneViewHost oneview</w:t>
+      </w:r>
+      <w:r>
+        <w:rPr>
+          <w:rStyle w:val="OperatorTok"/>
+        </w:rPr>
+        <w:t xml:space="preserve">.</w:t>
+      </w:r>
+      <w:r>
+        <w:rPr>
+          <w:rStyle w:val="FunctionTok"/>
+        </w:rPr>
+        <w:t xml:space="preserve">ad</w:t>
+      </w:r>
+      <w:r>
+        <w:rPr>
+          <w:rStyle w:val="OperatorTok"/>
+        </w:rPr>
+        <w:t xml:space="preserve">.</w:t>
+      </w:r>
+      <w:r>
+        <w:rPr>
+          <w:rStyle w:val="FunctionTok"/>
+        </w:rPr>
+        <w:t xml:space="preserve">example</w:t>
+      </w:r>
+      <w:r>
+        <w:rPr>
+          <w:rStyle w:val="OperatorTok"/>
+        </w:rPr>
+        <w:t xml:space="preserve">.</w:t>
+      </w:r>
+      <w:r>
+        <w:rPr>
+          <w:rStyle w:val="FunctionTok"/>
+        </w:rPr>
+        <w:t xml:space="preserve">com</w:t>
+      </w:r>
+      <w:r>
+        <w:rPr>
+          <w:rStyle w:val="NormalTok"/>
+        </w:rPr>
+        <w:t xml:space="preserve"> </w:t>
+      </w:r>
+      <w:r>
+        <w:rPr>
+          <w:rStyle w:val="OperatorTok"/>
+        </w:rPr>
+        <w:t xml:space="preserve">-</w:t>
+      </w:r>
+      <w:r>
+        <w:rPr>
+          <w:rStyle w:val="NormalTok"/>
+        </w:rPr>
+        <w:t xml:space="preserve">ServerIdentifier MXQ1234567 </w:t>
+      </w:r>
+      <w:r>
+        <w:rPr>
+          <w:rStyle w:val="OperatorTok"/>
+        </w:rPr>
+        <w:t xml:space="preserve">-</w:t>
+      </w:r>
+      <w:r>
+        <w:rPr>
+          <w:rStyle w:val="NormalTok"/>
+        </w:rPr>
+        <w:t xml:space="preserve">IdentifierType Serial</w:t>
+      </w:r>
     </w:p>
-    <w:bookmarkEnd w:id="12"/>
-    <w:bookmarkStart w:id="13" w:name="sec11"/>
+    <w:bookmarkEnd w:id="13"/>
+    <w:bookmarkStart w:id="14" w:name="sec12"/>
     <w:p>
       <w:pPr>
         <w:pStyle w:val="Heading2"/>
       </w:pPr>
       <w:r>
-        <w:t xml:space="preserve">Maintenance</w:t>
+        <w:t xml:space="preserve">3. Build Parameter &amp; Validation Checks (read-only)</w:t>
       </w:r>
     </w:p>
     <w:p>
       <w:pPr>
-        <w:pStyle w:val="SourceCode"/>
-      </w:pPr>
-      <w:r>
-        <w:rPr>
-          <w:rStyle w:val="CommentTok"/>
-        </w:rPr>
-        <w:t xml:space="preserve"># Generate a OneView maintenance script {#sec12}</w:t>
-      </w:r>
-      <w:r>
-        <w:br/>
-      </w:r>
-      <w:r>
-        <w:rPr>
-          <w:rStyle w:val="NormalTok"/>
-        </w:rPr>
-        <w:t xml:space="preserve">New-OneViewMaintenanceScript </w:t>
-      </w:r>
-      <w:r>
-        <w:rPr>
-          <w:rStyle w:val="OperatorTok"/>
-        </w:rPr>
-        <w:t xml:space="preserve">-</w:t>
-      </w:r>
-      <w:r>
-        <w:rPr>
-          <w:rStyle w:val="NormalTok"/>
-        </w:rPr>
-        <w:t xml:space="preserve">Appliance oneview</w:t>
-      </w:r>
-      <w:r>
-        <w:rPr>
-          <w:rStyle w:val="OperatorTok"/>
-        </w:rPr>
-        <w:t xml:space="preserve">.</w:t>
-      </w:r>
-      <w:r>
-        <w:rPr>
-          <w:rStyle w:val="FunctionTok"/>
-        </w:rPr>
-        <w:t xml:space="preserve">ad</w:t>
-      </w:r>
-      <w:r>
-        <w:rPr>
-          <w:rStyle w:val="OperatorTok"/>
-        </w:rPr>
-        <w:t xml:space="preserve">.</w:t>
-      </w:r>
-      <w:r>
-        <w:rPr>
-          <w:rStyle w:val="FunctionTok"/>
-        </w:rPr>
-        <w:t xml:space="preserve">example</w:t>
-      </w:r>
-      <w:r>
-        <w:rPr>
-          <w:rStyle w:val="OperatorTok"/>
-        </w:rPr>
-        <w:t xml:space="preserve">.</w:t>
-      </w:r>
-      <w:r>
-        <w:rPr>
-          <w:rStyle w:val="FunctionTok"/>
-        </w:rPr>
-        <w:t xml:space="preserve">com</w:t>
-      </w:r>
-      <w:r>
-        <w:rPr>
-          <w:rStyle w:val="NormalTok"/>
-        </w:rPr>
-        <w:t xml:space="preserve"> </w:t>
-      </w:r>
-      <w:r>
-        <w:rPr>
-          <w:rStyle w:val="OperatorTok"/>
-        </w:rPr>
-        <w:t xml:space="preserve">-</w:t>
-      </w:r>
-      <w:r>
-        <w:rPr>
-          <w:rStyle w:val="NormalTok"/>
-        </w:rPr>
-        <w:t xml:space="preserve">ScopeName MyScope </w:t>
-      </w:r>
-      <w:r>
-        <w:rPr>
-          <w:rStyle w:val="OperatorTok"/>
-        </w:rPr>
-        <w:t xml:space="preserve">-</w:t>
-      </w:r>
-      <w:r>
-        <w:rPr>
-          <w:rStyle w:val="NormalTok"/>
-        </w:rPr>
-        <w:t xml:space="preserve">Operation enable</w:t>
-      </w:r>
-      <w:r>
-        <w:br/>
-      </w:r>
-      <w:r>
-        <w:br/>
-      </w:r>
-      <w:r>
-        <w:rPr>
-          <w:rStyle w:val="CommentTok"/>
-        </w:rPr>
-        <w:t xml:space="preserve"># Enable maintenance mode via OneView {#sec13}</w:t>
-      </w:r>
-      <w:r>
-        <w:br/>
-      </w:r>
-      <w:r>
-        <w:rPr>
-          <w:rStyle w:val="NormalTok"/>
-        </w:rPr>
-        <w:t xml:space="preserve">Set-MaintenanceMode </w:t>
-      </w:r>
-      <w:r>
-        <w:rPr>
-          <w:rStyle w:val="OperatorTok"/>
-        </w:rPr>
-        <w:t xml:space="preserve">-</w:t>
-      </w:r>
-      <w:r>
-        <w:rPr>
-          <w:rStyle w:val="NormalTok"/>
-        </w:rPr>
-        <w:t xml:space="preserve">Action enable </w:t>
-      </w:r>
-      <w:r>
-        <w:rPr>
-          <w:rStyle w:val="OperatorTok"/>
-        </w:rPr>
-        <w:t xml:space="preserve">-</w:t>
-      </w:r>
-      <w:r>
-        <w:rPr>
-          <w:rStyle w:val="NormalTok"/>
-        </w:rPr>
-        <w:t xml:space="preserve">Mode oneview </w:t>
-      </w:r>
-      <w:r>
-        <w:rPr>
-          <w:rStyle w:val="OperatorTok"/>
-        </w:rPr>
-        <w:t xml:space="preserve">-</w:t>
-      </w:r>
-      <w:r>
-        <w:rPr>
-          <w:rStyle w:val="NormalTok"/>
-        </w:rPr>
-        <w:t xml:space="preserve">SerialNumber ABC123XYZ </w:t>
-      </w:r>
-      <w:r>
-        <w:rPr>
-          <w:rStyle w:val="OperatorTok"/>
-        </w:rPr>
-        <w:t xml:space="preserve">-</w:t>
-      </w:r>
-      <w:r>
-        <w:rPr>
-          <w:rStyle w:val="NormalTok"/>
-        </w:rPr>
-        <w:t xml:space="preserve">Environment Test</w:t>
-      </w:r>
-    </w:p>
-    <w:bookmarkEnd w:id="13"/>
-    <w:bookmarkStart w:id="14" w:name="sec14"/>
-    <w:p>
-      <w:pPr>
-        <w:pStyle w:val="Heading2"/>
-      </w:pPr>
-      <w:r>
-        <w:t xml:space="preserve">Quick Health Check</w:t>
+        <w:pStyle w:val="FirstParagraph"/>
+      </w:pPr>
+      <w:r>
+        <w:t xml:space="preserve">These validate the target and media</w:t>
+      </w:r>
+      <w:r>
+        <w:t xml:space="preserve"> </w:t>
+      </w:r>
+      <w:r>
+        <w:rPr>
+          <w:b/>
+          <w:bCs/>
+        </w:rPr>
+        <w:t xml:space="preserve">without changing anything</w:t>
+      </w:r>
+      <w:r>
+        <w:t xml:space="preserve"> </w:t>
+      </w:r>
+      <w:r>
+        <w:t xml:space="preserve">— safe on a live</w:t>
+      </w:r>
+      <w:r>
+        <w:t xml:space="preserve"> </w:t>
+      </w:r>
+      <w:r>
+        <w:t xml:space="preserve">appliance. Run them before any build.</w:t>
       </w:r>
     </w:p>
     <w:p>
@@ -680,18 +1485,309 @@
       </w:pPr>
       <w:r>
         <w:rPr>
-          <w:rStyle w:val="NormalTok"/>
-        </w:rPr>
-        <w:t xml:space="preserve">Get-OneViewConnectionStatus</w:t>
-      </w:r>
-      <w:r>
-        <w:br/>
-      </w:r>
-      <w:r>
-        <w:rPr>
-          <w:rStyle w:val="NormalTok"/>
-        </w:rPr>
-        <w:t xml:space="preserve">Get-OneViewVersion </w:t>
+          <w:rStyle w:val="CommentTok"/>
+        </w:rPr>
+        <w:t xml:space="preserve"># Validate an ISO / firmware path resolves to an iLO-mountable URL {#sec13}</w:t>
+      </w:r>
+      <w:r>
+        <w:br/>
+      </w:r>
+      <w:r>
+        <w:rPr>
+          <w:rStyle w:val="NormalTok"/>
+        </w:rPr>
+        <w:t xml:space="preserve">Test-BuildParams </w:t>
+      </w:r>
+      <w:r>
+        <w:rPr>
+          <w:rStyle w:val="OperatorTok"/>
+        </w:rPr>
+        <w:t xml:space="preserve">-</w:t>
+      </w:r>
+      <w:r>
+        <w:rPr>
+          <w:rStyle w:val="NormalTok"/>
+        </w:rPr>
+        <w:t xml:space="preserve">BaseIsoPath </w:t>
+      </w:r>
+      <w:r>
+        <w:rPr>
+          <w:rStyle w:val="StringTok"/>
+        </w:rPr>
+        <w:t xml:space="preserve">'\\fileserver\isos\WinSrv2025.iso'</w:t>
+      </w:r>
+      <w:r>
+        <w:br/>
+      </w:r>
+      <w:r>
+        <w:rPr>
+          <w:rStyle w:val="NormalTok"/>
+        </w:rPr>
+        <w:t xml:space="preserve">Test-BuildParams </w:t>
+      </w:r>
+      <w:r>
+        <w:rPr>
+          <w:rStyle w:val="OperatorTok"/>
+        </w:rPr>
+        <w:t xml:space="preserve">-</w:t>
+      </w:r>
+      <w:r>
+        <w:rPr>
+          <w:rStyle w:val="NormalTok"/>
+        </w:rPr>
+        <w:t xml:space="preserve">BaseIsoPath </w:t>
+      </w:r>
+      <w:r>
+        <w:rPr>
+          <w:rStyle w:val="StringTok"/>
+        </w:rPr>
+        <w:t xml:space="preserve">'cifs://fileserver/isos/WinSrv2025.iso'</w:t>
+      </w:r>
+      <w:r>
+        <w:rPr>
+          <w:rStyle w:val="NormalTok"/>
+        </w:rPr>
+        <w:t xml:space="preserve"> </w:t>
+      </w:r>
+      <w:r>
+        <w:rPr>
+          <w:rStyle w:val="OperatorTok"/>
+        </w:rPr>
+        <w:t xml:space="preserve">-</w:t>
+      </w:r>
+      <w:r>
+        <w:rPr>
+          <w:rStyle w:val="NormalTok"/>
+        </w:rPr>
+        <w:t xml:space="preserve">DryRun</w:t>
+      </w:r>
+      <w:r>
+        <w:br/>
+      </w:r>
+      <w:r>
+        <w:br/>
+      </w:r>
+      <w:r>
+        <w:rPr>
+          <w:rStyle w:val="CommentTok"/>
+        </w:rPr>
+        <w:t xml:space="preserve"># Pre-build readiness checks (OneView / iLO / MP-DP / ISO URL) {#sec14}</w:t>
+      </w:r>
+      <w:r>
+        <w:br/>
+      </w:r>
+      <w:r>
+        <w:rPr>
+          <w:rStyle w:val="NormalTok"/>
+        </w:rPr>
+        <w:t xml:space="preserve">Test-PreBuildValidation </w:t>
+      </w:r>
+      <w:r>
+        <w:rPr>
+          <w:rStyle w:val="OperatorTok"/>
+        </w:rPr>
+        <w:t xml:space="preserve">-</w:t>
+      </w:r>
+      <w:r>
+        <w:rPr>
+          <w:rStyle w:val="NormalTok"/>
+        </w:rPr>
+        <w:t xml:space="preserve">ServerIdentifier srv01 </w:t>
+      </w:r>
+      <w:r>
+        <w:rPr>
+          <w:rStyle w:val="OperatorTok"/>
+        </w:rPr>
+        <w:t xml:space="preserve">-</w:t>
+      </w:r>
+      <w:r>
+        <w:rPr>
+          <w:rStyle w:val="NormalTok"/>
+        </w:rPr>
+        <w:t xml:space="preserve">OneViewHost oneview</w:t>
+      </w:r>
+      <w:r>
+        <w:rPr>
+          <w:rStyle w:val="OperatorTok"/>
+        </w:rPr>
+        <w:t xml:space="preserve">.</w:t>
+      </w:r>
+      <w:r>
+        <w:rPr>
+          <w:rStyle w:val="FunctionTok"/>
+        </w:rPr>
+        <w:t xml:space="preserve">ad</w:t>
+      </w:r>
+      <w:r>
+        <w:rPr>
+          <w:rStyle w:val="OperatorTok"/>
+        </w:rPr>
+        <w:t xml:space="preserve">.</w:t>
+      </w:r>
+      <w:r>
+        <w:rPr>
+          <w:rStyle w:val="FunctionTok"/>
+        </w:rPr>
+        <w:t xml:space="preserve">example</w:t>
+      </w:r>
+      <w:r>
+        <w:rPr>
+          <w:rStyle w:val="OperatorTok"/>
+        </w:rPr>
+        <w:t xml:space="preserve">.</w:t>
+      </w:r>
+      <w:r>
+        <w:rPr>
+          <w:rStyle w:val="FunctionTok"/>
+        </w:rPr>
+        <w:t xml:space="preserve">com</w:t>
+      </w:r>
+      <w:r>
+        <w:rPr>
+          <w:rStyle w:val="NormalTok"/>
+        </w:rPr>
+        <w:t xml:space="preserve"> </w:t>
+      </w:r>
+      <w:r>
+        <w:rPr>
+          <w:rStyle w:val="OperatorTok"/>
+        </w:rPr>
+        <w:t xml:space="preserve">-</w:t>
+      </w:r>
+      <w:r>
+        <w:rPr>
+          <w:rStyle w:val="NormalTok"/>
+        </w:rPr>
+        <w:t xml:space="preserve">IloIp </w:t>
+      </w:r>
+      <w:r>
+        <w:rPr>
+          <w:rStyle w:val="DecValTok"/>
+        </w:rPr>
+        <w:t xml:space="preserve">10.0</w:t>
+      </w:r>
+      <w:r>
+        <w:rPr>
+          <w:rStyle w:val="OperatorTok"/>
+        </w:rPr>
+        <w:t xml:space="preserve">.</w:t>
+      </w:r>
+      <w:r>
+        <w:rPr>
+          <w:rStyle w:val="DecValTok"/>
+        </w:rPr>
+        <w:t xml:space="preserve">1.50</w:t>
+      </w:r>
+      <w:r>
+        <w:br/>
+      </w:r>
+      <w:r>
+        <w:br/>
+      </w:r>
+      <w:r>
+        <w:rPr>
+          <w:rStyle w:val="CommentTok"/>
+        </w:rPr>
+        <w:t xml:space="preserve"># Post-build validation (hostname / domain / OS / drivers / CM client) {#sec15}</w:t>
+      </w:r>
+      <w:r>
+        <w:br/>
+      </w:r>
+      <w:r>
+        <w:rPr>
+          <w:rStyle w:val="NormalTok"/>
+        </w:rPr>
+        <w:t xml:space="preserve">Test-PostBuildValidation </w:t>
+      </w:r>
+      <w:r>
+        <w:rPr>
+          <w:rStyle w:val="OperatorTok"/>
+        </w:rPr>
+        <w:t xml:space="preserve">-</w:t>
+      </w:r>
+      <w:r>
+        <w:rPr>
+          <w:rStyle w:val="NormalTok"/>
+        </w:rPr>
+        <w:t xml:space="preserve">Hostname srv01 </w:t>
+      </w:r>
+      <w:r>
+        <w:rPr>
+          <w:rStyle w:val="OperatorTok"/>
+        </w:rPr>
+        <w:t xml:space="preserve">-</w:t>
+      </w:r>
+      <w:r>
+        <w:rPr>
+          <w:rStyle w:val="NormalTok"/>
+        </w:rPr>
+        <w:t xml:space="preserve">Domain corp</w:t>
+      </w:r>
+      <w:r>
+        <w:rPr>
+          <w:rStyle w:val="OperatorTok"/>
+        </w:rPr>
+        <w:t xml:space="preserve">.</w:t>
+      </w:r>
+      <w:r>
+        <w:rPr>
+          <w:rStyle w:val="FunctionTok"/>
+        </w:rPr>
+        <w:t xml:space="preserve">local</w:t>
+      </w:r>
+      <w:r>
+        <w:br/>
+      </w:r>
+      <w:r>
+        <w:br/>
+      </w:r>
+      <w:r>
+        <w:rPr>
+          <w:rStyle w:val="CommentTok"/>
+        </w:rPr>
+        <w:t xml:space="preserve"># Monitor an in-progress install (read-only observation) {#sec16}</w:t>
+      </w:r>
+      <w:r>
+        <w:br/>
+      </w:r>
+      <w:r>
+        <w:rPr>
+          <w:rStyle w:val="NormalTok"/>
+        </w:rPr>
+        <w:t xml:space="preserve">Start-InstallMonitor </w:t>
+      </w:r>
+      <w:r>
+        <w:rPr>
+          <w:rStyle w:val="OperatorTok"/>
+        </w:rPr>
+        <w:t xml:space="preserve">-</w:t>
+      </w:r>
+      <w:r>
+        <w:rPr>
+          <w:rStyle w:val="NormalTok"/>
+        </w:rPr>
+        <w:t xml:space="preserve">Server srv01</w:t>
+      </w:r>
+      <w:r>
+        <w:br/>
+      </w:r>
+      <w:r>
+        <w:rPr>
+          <w:rStyle w:val="NormalTok"/>
+        </w:rPr>
+        <w:t xml:space="preserve">Start-InstallMonitor </w:t>
+      </w:r>
+      <w:r>
+        <w:rPr>
+          <w:rStyle w:val="OperatorTok"/>
+        </w:rPr>
+        <w:t xml:space="preserve">-</w:t>
+      </w:r>
+      <w:r>
+        <w:rPr>
+          <w:rStyle w:val="NormalTok"/>
+        </w:rPr>
+        <w:t xml:space="preserve">SerialNumber MXQ1234567 </w:t>
       </w:r>
       <w:r>
         <w:rPr>
@@ -743,7 +1839,1017 @@
       </w:r>
     </w:p>
     <w:bookmarkEnd w:id="14"/>
-    <w:bookmarkStart w:id="15" w:name="sec15"/>
+    <w:bookmarkStart w:id="15" w:name="sec17"/>
+    <w:p>
+      <w:pPr>
+        <w:pStyle w:val="Heading2"/>
+      </w:pPr>
+      <w:r>
+        <w:t xml:space="preserve">4. ⚠ Destructive — ISO Installation &amp; Maintenance</w:t>
+      </w:r>
+    </w:p>
+    <w:p>
+      <w:pPr>
+        <w:pStyle w:val="BlockText"/>
+      </w:pPr>
+      <w:r>
+        <w:t xml:space="preserve">🔴 These commands can</w:t>
+      </w:r>
+      <w:r>
+        <w:t xml:space="preserve"> </w:t>
+      </w:r>
+      <w:r>
+        <w:rPr>
+          <w:b/>
+          <w:bCs/>
+        </w:rPr>
+        <w:t xml:space="preserve">wipe, reinstall, reboot, or change maintenance state</w:t>
+      </w:r>
+      <w:r>
+        <w:t xml:space="preserve"> </w:t>
+      </w:r>
+      <w:r>
+        <w:t xml:space="preserve">of a</w:t>
+      </w:r>
+      <w:r>
+        <w:t xml:space="preserve"> </w:t>
+      </w:r>
+      <w:r>
+        <w:t xml:space="preserve">production server. They are gated by</w:t>
+      </w:r>
+      <w:r>
+        <w:t xml:space="preserve"> </w:t>
+      </w:r>
+      <w:r>
+        <w:rPr>
+          <w:rStyle w:val="VerbatimChar"/>
+        </w:rPr>
+        <w:t xml:space="preserve">-GuardRail</w:t>
+      </w:r>
+      <w:r>
+        <w:t xml:space="preserve"> </w:t>
+      </w:r>
+      <w:r>
+        <w:t xml:space="preserve">(regex the resolved server name</w:t>
+      </w:r>
+      <w:r>
+        <w:t xml:space="preserve"> </w:t>
+      </w:r>
+      <w:r>
+        <w:t xml:space="preserve">must match) and/or confirmation (</w:t>
+      </w:r>
+      <w:r>
+        <w:rPr>
+          <w:rStyle w:val="VerbatimChar"/>
+        </w:rPr>
+        <w:t xml:space="preserve">APPROVE</w:t>
+      </w:r>
+      <w:r>
+        <w:t xml:space="preserve"> </w:t>
+      </w:r>
+      <w:r>
+        <w:t xml:space="preserve">/</w:t>
+      </w:r>
+      <w:r>
+        <w:t xml:space="preserve"> </w:t>
+      </w:r>
+      <w:r>
+        <w:rPr>
+          <w:rStyle w:val="VerbatimChar"/>
+        </w:rPr>
+        <w:t xml:space="preserve">-Force</w:t>
+      </w:r>
+      <w:r>
+        <w:t xml:space="preserve"> </w:t>
+      </w:r>
+      <w:r>
+        <w:t xml:space="preserve">/</w:t>
+      </w:r>
+      <w:r>
+        <w:t xml:space="preserve"> </w:t>
+      </w:r>
+      <w:r>
+        <w:rPr>
+          <w:rStyle w:val="VerbatimChar"/>
+        </w:rPr>
+        <w:t xml:space="preserve">-Deploy</w:t>
+      </w:r>
+      <w:r>
+        <w:t xml:space="preserve">). Always</w:t>
+      </w:r>
+      <w:r>
+        <w:t xml:space="preserve"> </w:t>
+      </w:r>
+      <w:r>
+        <w:rPr>
+          <w:rStyle w:val="VerbatimChar"/>
+        </w:rPr>
+        <w:t xml:space="preserve">-DryRun</w:t>
+      </w:r>
+      <w:r>
+        <w:t xml:space="preserve"> </w:t>
+      </w:r>
+      <w:r>
+        <w:t xml:space="preserve">first, always inside an approved maintenance window, and evidence the run.</w:t>
+      </w:r>
+    </w:p>
+    <w:p>
+      <w:pPr>
+        <w:pStyle w:val="SourceCode"/>
+      </w:pPr>
+      <w:r>
+        <w:rPr>
+          <w:rStyle w:val="CommentTok"/>
+        </w:rPr>
+        <w:t xml:space="preserve"># 4-eye review, then authorize the build (the ONLY build command) {#sec18}</w:t>
+      </w:r>
+      <w:r>
+        <w:br/>
+      </w:r>
+      <w:r>
+        <w:rPr>
+          <w:rStyle w:val="NormalTok"/>
+        </w:rPr>
+        <w:t xml:space="preserve">Configure-PhysicalBuild </w:t>
+      </w:r>
+      <w:r>
+        <w:rPr>
+          <w:rStyle w:val="OperatorTok"/>
+        </w:rPr>
+        <w:t xml:space="preserve">-</w:t>
+      </w:r>
+      <w:r>
+        <w:rPr>
+          <w:rStyle w:val="NormalTok"/>
+        </w:rPr>
+        <w:t xml:space="preserve">ServerIdentifier srv01 </w:t>
+      </w:r>
+      <w:r>
+        <w:rPr>
+          <w:rStyle w:val="OperatorTok"/>
+        </w:rPr>
+        <w:t xml:space="preserve">-</w:t>
+      </w:r>
+      <w:r>
+        <w:rPr>
+          <w:rStyle w:val="NormalTok"/>
+        </w:rPr>
+        <w:t xml:space="preserve">OneViewHost oneview</w:t>
+      </w:r>
+      <w:r>
+        <w:rPr>
+          <w:rStyle w:val="OperatorTok"/>
+        </w:rPr>
+        <w:t xml:space="preserve">.</w:t>
+      </w:r>
+      <w:r>
+        <w:rPr>
+          <w:rStyle w:val="FunctionTok"/>
+        </w:rPr>
+        <w:t xml:space="preserve">ad</w:t>
+      </w:r>
+      <w:r>
+        <w:rPr>
+          <w:rStyle w:val="OperatorTok"/>
+        </w:rPr>
+        <w:t xml:space="preserve">.</w:t>
+      </w:r>
+      <w:r>
+        <w:rPr>
+          <w:rStyle w:val="FunctionTok"/>
+        </w:rPr>
+        <w:t xml:space="preserve">example</w:t>
+      </w:r>
+      <w:r>
+        <w:rPr>
+          <w:rStyle w:val="OperatorTok"/>
+        </w:rPr>
+        <w:t xml:space="preserve">.</w:t>
+      </w:r>
+      <w:r>
+        <w:rPr>
+          <w:rStyle w:val="FunctionTok"/>
+        </w:rPr>
+        <w:t xml:space="preserve">com</w:t>
+      </w:r>
+      <w:r>
+        <w:rPr>
+          <w:rStyle w:val="NormalTok"/>
+        </w:rPr>
+        <w:t xml:space="preserve"> `</w:t>
+      </w:r>
+      <w:r>
+        <w:br/>
+      </w:r>
+      <w:r>
+        <w:rPr>
+          <w:rStyle w:val="NormalTok"/>
+        </w:rPr>
+        <w:t xml:space="preserve">    </w:t>
+      </w:r>
+      <w:r>
+        <w:rPr>
+          <w:rStyle w:val="OperatorTok"/>
+        </w:rPr>
+        <w:t xml:space="preserve">-</w:t>
+      </w:r>
+      <w:r>
+        <w:rPr>
+          <w:rStyle w:val="NormalTok"/>
+        </w:rPr>
+        <w:t xml:space="preserve">ExternalIsoPath </w:t>
+      </w:r>
+      <w:r>
+        <w:rPr>
+          <w:rStyle w:val="StringTok"/>
+        </w:rPr>
+        <w:t xml:space="preserve">'\\fileserver\isos\WinSrv2025.iso'</w:t>
+      </w:r>
+      <w:r>
+        <w:rPr>
+          <w:rStyle w:val="NormalTok"/>
+        </w:rPr>
+        <w:t xml:space="preserve"> </w:t>
+      </w:r>
+      <w:r>
+        <w:rPr>
+          <w:rStyle w:val="OperatorTok"/>
+        </w:rPr>
+        <w:t xml:space="preserve">-</w:t>
+      </w:r>
+      <w:r>
+        <w:rPr>
+          <w:rStyle w:val="NormalTok"/>
+        </w:rPr>
+        <w:t xml:space="preserve">GuardRail </w:t>
+      </w:r>
+      <w:r>
+        <w:rPr>
+          <w:rStyle w:val="StringTok"/>
+        </w:rPr>
+        <w:t xml:space="preserve">'srv01'</w:t>
+      </w:r>
+      <w:r>
+        <w:rPr>
+          <w:rStyle w:val="NormalTok"/>
+        </w:rPr>
+        <w:t xml:space="preserve">      </w:t>
+      </w:r>
+      <w:r>
+        <w:rPr>
+          <w:rStyle w:val="CommentTok"/>
+        </w:rPr>
+        <w:t xml:space="preserve"># review only</w:t>
+      </w:r>
+      <w:r>
+        <w:br/>
+      </w:r>
+      <w:r>
+        <w:rPr>
+          <w:rStyle w:val="NormalTok"/>
+        </w:rPr>
+        <w:t xml:space="preserve">Configure-PhysicalBuild </w:t>
+      </w:r>
+      <w:r>
+        <w:rPr>
+          <w:rStyle w:val="OperatorTok"/>
+        </w:rPr>
+        <w:t xml:space="preserve">-</w:t>
+      </w:r>
+      <w:r>
+        <w:rPr>
+          <w:rStyle w:val="NormalTok"/>
+        </w:rPr>
+        <w:t xml:space="preserve">ServerIdentifier srv01 </w:t>
+      </w:r>
+      <w:r>
+        <w:rPr>
+          <w:rStyle w:val="OperatorTok"/>
+        </w:rPr>
+        <w:t xml:space="preserve">-</w:t>
+      </w:r>
+      <w:r>
+        <w:rPr>
+          <w:rStyle w:val="NormalTok"/>
+        </w:rPr>
+        <w:t xml:space="preserve">ExternalIsoPath </w:t>
+      </w:r>
+      <w:r>
+        <w:rPr>
+          <w:rStyle w:val="StringTok"/>
+        </w:rPr>
+        <w:t xml:space="preserve">'\\fileserver\isos\WinSrv2025.iso'</w:t>
+      </w:r>
+      <w:r>
+        <w:rPr>
+          <w:rStyle w:val="NormalTok"/>
+        </w:rPr>
+        <w:t xml:space="preserve"> `</w:t>
+      </w:r>
+      <w:r>
+        <w:br/>
+      </w:r>
+      <w:r>
+        <w:rPr>
+          <w:rStyle w:val="NormalTok"/>
+        </w:rPr>
+        <w:t xml:space="preserve">    </w:t>
+      </w:r>
+      <w:r>
+        <w:rPr>
+          <w:rStyle w:val="OperatorTok"/>
+        </w:rPr>
+        <w:t xml:space="preserve">-</w:t>
+      </w:r>
+      <w:r>
+        <w:rPr>
+          <w:rStyle w:val="NormalTok"/>
+        </w:rPr>
+        <w:t xml:space="preserve">GuardRail </w:t>
+      </w:r>
+      <w:r>
+        <w:rPr>
+          <w:rStyle w:val="StringTok"/>
+        </w:rPr>
+        <w:t xml:space="preserve">'srv01'</w:t>
+      </w:r>
+      <w:r>
+        <w:rPr>
+          <w:rStyle w:val="NormalTok"/>
+        </w:rPr>
+        <w:t xml:space="preserve"> </w:t>
+      </w:r>
+      <w:r>
+        <w:rPr>
+          <w:rStyle w:val="OperatorTok"/>
+        </w:rPr>
+        <w:t xml:space="preserve">-</w:t>
+      </w:r>
+      <w:r>
+        <w:rPr>
+          <w:rStyle w:val="NormalTok"/>
+        </w:rPr>
+        <w:t xml:space="preserve">Deploy                                                    </w:t>
+      </w:r>
+      <w:r>
+        <w:rPr>
+          <w:rStyle w:val="CommentTok"/>
+        </w:rPr>
+        <w:t xml:space="preserve"># authorize (alias -Execute)</w:t>
+      </w:r>
+      <w:r>
+        <w:br/>
+      </w:r>
+      <w:r>
+        <w:rPr>
+          <w:rStyle w:val="NormalTok"/>
+        </w:rPr>
+        <w:t xml:space="preserve">Configure-PhysicalBuild </w:t>
+      </w:r>
+      <w:r>
+        <w:rPr>
+          <w:rStyle w:val="OperatorTok"/>
+        </w:rPr>
+        <w:t xml:space="preserve">-</w:t>
+      </w:r>
+      <w:r>
+        <w:rPr>
+          <w:rStyle w:val="NormalTok"/>
+        </w:rPr>
+        <w:t xml:space="preserve">ServerIdentifier srv01 </w:t>
+      </w:r>
+      <w:r>
+        <w:rPr>
+          <w:rStyle w:val="OperatorTok"/>
+        </w:rPr>
+        <w:t xml:space="preserve">-</w:t>
+      </w:r>
+      <w:r>
+        <w:rPr>
+          <w:rStyle w:val="NormalTok"/>
+        </w:rPr>
+        <w:t xml:space="preserve">ExternalIsoPath </w:t>
+      </w:r>
+      <w:r>
+        <w:rPr>
+          <w:rStyle w:val="StringTok"/>
+        </w:rPr>
+        <w:t xml:space="preserve">'\\fileserver\isos\WinSrv2025.iso'</w:t>
+      </w:r>
+      <w:r>
+        <w:rPr>
+          <w:rStyle w:val="NormalTok"/>
+        </w:rPr>
+        <w:t xml:space="preserve"> `</w:t>
+      </w:r>
+      <w:r>
+        <w:br/>
+      </w:r>
+      <w:r>
+        <w:rPr>
+          <w:rStyle w:val="NormalTok"/>
+        </w:rPr>
+        <w:t xml:space="preserve">    </w:t>
+      </w:r>
+      <w:r>
+        <w:rPr>
+          <w:rStyle w:val="OperatorTok"/>
+        </w:rPr>
+        <w:t xml:space="preserve">-</w:t>
+      </w:r>
+      <w:r>
+        <w:rPr>
+          <w:rStyle w:val="NormalTok"/>
+        </w:rPr>
+        <w:t xml:space="preserve">GuardRail </w:t>
+      </w:r>
+      <w:r>
+        <w:rPr>
+          <w:rStyle w:val="StringTok"/>
+        </w:rPr>
+        <w:t xml:space="preserve">'srv01'</w:t>
+      </w:r>
+      <w:r>
+        <w:rPr>
+          <w:rStyle w:val="NormalTok"/>
+        </w:rPr>
+        <w:t xml:space="preserve"> </w:t>
+      </w:r>
+      <w:r>
+        <w:rPr>
+          <w:rStyle w:val="OperatorTok"/>
+        </w:rPr>
+        <w:t xml:space="preserve">-</w:t>
+      </w:r>
+      <w:r>
+        <w:rPr>
+          <w:rStyle w:val="NormalTok"/>
+        </w:rPr>
+        <w:t xml:space="preserve">DryRun                                                    </w:t>
+      </w:r>
+      <w:r>
+        <w:rPr>
+          <w:rStyle w:val="CommentTok"/>
+        </w:rPr>
+        <w:t xml:space="preserve"># plan only, no action</w:t>
+      </w:r>
+      <w:r>
+        <w:br/>
+      </w:r>
+      <w:r>
+        <w:br/>
+      </w:r>
+      <w:r>
+        <w:rPr>
+          <w:rStyle w:val="CommentTok"/>
+        </w:rPr>
+        <w:t xml:space="preserve"># iLO Redfish — destructive actions require -Force; -DryRun prints only {#sec19}</w:t>
+      </w:r>
+      <w:r>
+        <w:br/>
+      </w:r>
+      <w:r>
+        <w:rPr>
+          <w:rStyle w:val="NormalTok"/>
+        </w:rPr>
+        <w:t xml:space="preserve">Invoke-IloRedfish </w:t>
+      </w:r>
+      <w:r>
+        <w:rPr>
+          <w:rStyle w:val="OperatorTok"/>
+        </w:rPr>
+        <w:t xml:space="preserve">-</w:t>
+      </w:r>
+      <w:r>
+        <w:rPr>
+          <w:rStyle w:val="NormalTok"/>
+        </w:rPr>
+        <w:t xml:space="preserve">Action MountAndBoot </w:t>
+      </w:r>
+      <w:r>
+        <w:rPr>
+          <w:rStyle w:val="OperatorTok"/>
+        </w:rPr>
+        <w:t xml:space="preserve">-</w:t>
+      </w:r>
+      <w:r>
+        <w:rPr>
+          <w:rStyle w:val="NormalTok"/>
+        </w:rPr>
+        <w:t xml:space="preserve">IloIp </w:t>
+      </w:r>
+      <w:r>
+        <w:rPr>
+          <w:rStyle w:val="DecValTok"/>
+        </w:rPr>
+        <w:t xml:space="preserve">10.0</w:t>
+      </w:r>
+      <w:r>
+        <w:rPr>
+          <w:rStyle w:val="OperatorTok"/>
+        </w:rPr>
+        <w:t xml:space="preserve">.</w:t>
+      </w:r>
+      <w:r>
+        <w:rPr>
+          <w:rStyle w:val="DecValTok"/>
+        </w:rPr>
+        <w:t xml:space="preserve">1.50</w:t>
+      </w:r>
+      <w:r>
+        <w:rPr>
+          <w:rStyle w:val="NormalTok"/>
+        </w:rPr>
+        <w:t xml:space="preserve"> </w:t>
+      </w:r>
+      <w:r>
+        <w:rPr>
+          <w:rStyle w:val="OperatorTok"/>
+        </w:rPr>
+        <w:t xml:space="preserve">-</w:t>
+      </w:r>
+      <w:r>
+        <w:rPr>
+          <w:rStyle w:val="NormalTok"/>
+        </w:rPr>
+        <w:t xml:space="preserve">IsoUrl </w:t>
+      </w:r>
+      <w:r>
+        <w:rPr>
+          <w:rStyle w:val="StringTok"/>
+        </w:rPr>
+        <w:t xml:space="preserve">'https://artifacts/isos/WinSrv2025_v1.0.iso'</w:t>
+      </w:r>
+      <w:r>
+        <w:rPr>
+          <w:rStyle w:val="NormalTok"/>
+        </w:rPr>
+        <w:t xml:space="preserve"> </w:t>
+      </w:r>
+      <w:r>
+        <w:rPr>
+          <w:rStyle w:val="OperatorTok"/>
+        </w:rPr>
+        <w:t xml:space="preserve">-</w:t>
+      </w:r>
+      <w:r>
+        <w:rPr>
+          <w:rStyle w:val="NormalTok"/>
+        </w:rPr>
+        <w:t xml:space="preserve">Force</w:t>
+      </w:r>
+      <w:r>
+        <w:br/>
+      </w:r>
+      <w:r>
+        <w:rPr>
+          <w:rStyle w:val="NormalTok"/>
+        </w:rPr>
+        <w:t xml:space="preserve">Invoke-IloRedfish </w:t>
+      </w:r>
+      <w:r>
+        <w:rPr>
+          <w:rStyle w:val="OperatorTok"/>
+        </w:rPr>
+        <w:t xml:space="preserve">-</w:t>
+      </w:r>
+      <w:r>
+        <w:rPr>
+          <w:rStyle w:val="NormalTok"/>
+        </w:rPr>
+        <w:t xml:space="preserve">Action Reset </w:t>
+      </w:r>
+      <w:r>
+        <w:rPr>
+          <w:rStyle w:val="OperatorTok"/>
+        </w:rPr>
+        <w:t xml:space="preserve">-</w:t>
+      </w:r>
+      <w:r>
+        <w:rPr>
+          <w:rStyle w:val="NormalTok"/>
+        </w:rPr>
+        <w:t xml:space="preserve">IloIp </w:t>
+      </w:r>
+      <w:r>
+        <w:rPr>
+          <w:rStyle w:val="DecValTok"/>
+        </w:rPr>
+        <w:t xml:space="preserve">10.0</w:t>
+      </w:r>
+      <w:r>
+        <w:rPr>
+          <w:rStyle w:val="OperatorTok"/>
+        </w:rPr>
+        <w:t xml:space="preserve">.</w:t>
+      </w:r>
+      <w:r>
+        <w:rPr>
+          <w:rStyle w:val="DecValTok"/>
+        </w:rPr>
+        <w:t xml:space="preserve">1.50</w:t>
+      </w:r>
+      <w:r>
+        <w:rPr>
+          <w:rStyle w:val="NormalTok"/>
+        </w:rPr>
+        <w:t xml:space="preserve"> </w:t>
+      </w:r>
+      <w:r>
+        <w:rPr>
+          <w:rStyle w:val="OperatorTok"/>
+        </w:rPr>
+        <w:t xml:space="preserve">-</w:t>
+      </w:r>
+      <w:r>
+        <w:rPr>
+          <w:rStyle w:val="NormalTok"/>
+        </w:rPr>
+        <w:t xml:space="preserve">Force</w:t>
+      </w:r>
+      <w:r>
+        <w:br/>
+      </w:r>
+      <w:r>
+        <w:br/>
+      </w:r>
+      <w:r>
+        <w:rPr>
+          <w:rStyle w:val="CommentTok"/>
+        </w:rPr>
+        <w:t xml:space="preserve"># Semi-destructive: change alerting/maintenance state of a live server (needs window) {#sec20}</w:t>
+      </w:r>
+      <w:r>
+        <w:br/>
+      </w:r>
+      <w:r>
+        <w:rPr>
+          <w:rStyle w:val="NormalTok"/>
+        </w:rPr>
+        <w:t xml:space="preserve">Set-MaintenanceMode </w:t>
+      </w:r>
+      <w:r>
+        <w:rPr>
+          <w:rStyle w:val="OperatorTok"/>
+        </w:rPr>
+        <w:t xml:space="preserve">-</w:t>
+      </w:r>
+      <w:r>
+        <w:rPr>
+          <w:rStyle w:val="NormalTok"/>
+        </w:rPr>
+        <w:t xml:space="preserve">Action enable  </w:t>
+      </w:r>
+      <w:r>
+        <w:rPr>
+          <w:rStyle w:val="OperatorTok"/>
+        </w:rPr>
+        <w:t xml:space="preserve">-</w:t>
+      </w:r>
+      <w:r>
+        <w:rPr>
+          <w:rStyle w:val="NormalTok"/>
+        </w:rPr>
+        <w:t xml:space="preserve">Mode oneview </w:t>
+      </w:r>
+      <w:r>
+        <w:rPr>
+          <w:rStyle w:val="OperatorTok"/>
+        </w:rPr>
+        <w:t xml:space="preserve">-</w:t>
+      </w:r>
+      <w:r>
+        <w:rPr>
+          <w:rStyle w:val="NormalTok"/>
+        </w:rPr>
+        <w:t xml:space="preserve">SerialNumber ABC123XYZ </w:t>
+      </w:r>
+      <w:r>
+        <w:rPr>
+          <w:rStyle w:val="OperatorTok"/>
+        </w:rPr>
+        <w:t xml:space="preserve">-</w:t>
+      </w:r>
+      <w:r>
+        <w:rPr>
+          <w:rStyle w:val="NormalTok"/>
+        </w:rPr>
+        <w:t xml:space="preserve">Environment Test</w:t>
+      </w:r>
+      <w:r>
+        <w:br/>
+      </w:r>
+      <w:r>
+        <w:rPr>
+          <w:rStyle w:val="NormalTok"/>
+        </w:rPr>
+        <w:t xml:space="preserve">Set-MaintenanceMode </w:t>
+      </w:r>
+      <w:r>
+        <w:rPr>
+          <w:rStyle w:val="OperatorTok"/>
+        </w:rPr>
+        <w:t xml:space="preserve">-</w:t>
+      </w:r>
+      <w:r>
+        <w:rPr>
+          <w:rStyle w:val="NormalTok"/>
+        </w:rPr>
+        <w:t xml:space="preserve">Action disable </w:t>
+      </w:r>
+      <w:r>
+        <w:rPr>
+          <w:rStyle w:val="OperatorTok"/>
+        </w:rPr>
+        <w:t xml:space="preserve">-</w:t>
+      </w:r>
+      <w:r>
+        <w:rPr>
+          <w:rStyle w:val="NormalTok"/>
+        </w:rPr>
+        <w:t xml:space="preserve">Mode oneview </w:t>
+      </w:r>
+      <w:r>
+        <w:rPr>
+          <w:rStyle w:val="OperatorTok"/>
+        </w:rPr>
+        <w:t xml:space="preserve">-</w:t>
+      </w:r>
+      <w:r>
+        <w:rPr>
+          <w:rStyle w:val="NormalTok"/>
+        </w:rPr>
+        <w:t xml:space="preserve">SerialNumber ABC123XYZ </w:t>
+      </w:r>
+      <w:r>
+        <w:rPr>
+          <w:rStyle w:val="OperatorTok"/>
+        </w:rPr>
+        <w:t xml:space="preserve">-</w:t>
+      </w:r>
+      <w:r>
+        <w:rPr>
+          <w:rStyle w:val="NormalTok"/>
+        </w:rPr>
+        <w:t xml:space="preserve">Environment Test</w:t>
+      </w:r>
+    </w:p>
+    <w:p>
+      <w:pPr>
+        <w:pStyle w:val="BlockText"/>
+      </w:pPr>
+      <w:r>
+        <w:t xml:space="preserve">Non-destructive iLO actions</w:t>
+      </w:r>
+      <w:r>
+        <w:t xml:space="preserve"> </w:t>
+      </w:r>
+      <w:r>
+        <w:rPr>
+          <w:rStyle w:val="VerbatimChar"/>
+        </w:rPr>
+        <w:t xml:space="preserve">Status</w:t>
+      </w:r>
+      <w:r>
+        <w:t xml:space="preserve"> </w:t>
+      </w:r>
+      <w:r>
+        <w:t xml:space="preserve">and</w:t>
+      </w:r>
+      <w:r>
+        <w:t xml:space="preserve"> </w:t>
+      </w:r>
+      <w:r>
+        <w:rPr>
+          <w:rStyle w:val="VerbatimChar"/>
+        </w:rPr>
+        <w:t xml:space="preserve">Eject</w:t>
+      </w:r>
+      <w:r>
+        <w:t xml:space="preserve"> </w:t>
+      </w:r>
+      <w:r>
+        <w:t xml:space="preserve">are safe to run any time:</w:t>
+      </w:r>
+      <w:r>
+        <w:t xml:space="preserve"> </w:t>
+      </w:r>
+      <w:r>
+        <w:rPr>
+          <w:rStyle w:val="VerbatimChar"/>
+        </w:rPr>
+        <w:t xml:space="preserve">Invoke-IloRedfish -Action Status -IloIp 10.0.1.50</w:t>
+      </w:r>
+      <w:r>
+        <w:t xml:space="preserve">.</w:t>
+      </w:r>
+    </w:p>
+    <w:bookmarkEnd w:id="15"/>
+    <w:bookmarkStart w:id="16" w:name="sec21"/>
+    <w:p>
+      <w:pPr>
+        <w:pStyle w:val="Heading2"/>
+      </w:pPr>
+      <w:r>
+        <w:t xml:space="preserve">5. Quick Health Check</w:t>
+      </w:r>
+    </w:p>
+    <w:p>
+      <w:pPr>
+        <w:pStyle w:val="SourceCode"/>
+      </w:pPr>
+      <w:r>
+        <w:rPr>
+          <w:rStyle w:val="CommentTok"/>
+        </w:rPr>
+        <w:t xml:space="preserve"># 1) Is the session up? (never prompts) {#sec22}</w:t>
+      </w:r>
+      <w:r>
+        <w:br/>
+      </w:r>
+      <w:r>
+        <w:rPr>
+          <w:rStyle w:val="NormalTok"/>
+        </w:rPr>
+        <w:t xml:space="preserve">Test-ServerConnectivity</w:t>
+      </w:r>
+      <w:r>
+        <w:br/>
+      </w:r>
+      <w:r>
+        <w:br/>
+      </w:r>
+      <w:r>
+        <w:rPr>
+          <w:rStyle w:val="CommentTok"/>
+        </w:rPr>
+        <w:t xml:space="preserve"># 2) Reachability + auth + appliance version + server count {#sec23}</w:t>
+      </w:r>
+      <w:r>
+        <w:br/>
+      </w:r>
+      <w:r>
+        <w:rPr>
+          <w:rStyle w:val="NormalTok"/>
+        </w:rPr>
+        <w:t xml:space="preserve">Get-OneViewConnectionStatus </w:t>
+      </w:r>
+      <w:r>
+        <w:rPr>
+          <w:rStyle w:val="OperatorTok"/>
+        </w:rPr>
+        <w:t xml:space="preserve">-</w:t>
+      </w:r>
+      <w:r>
+        <w:rPr>
+          <w:rStyle w:val="NormalTok"/>
+        </w:rPr>
+        <w:t xml:space="preserve">OneViewHost oneview</w:t>
+      </w:r>
+      <w:r>
+        <w:rPr>
+          <w:rStyle w:val="OperatorTok"/>
+        </w:rPr>
+        <w:t xml:space="preserve">.</w:t>
+      </w:r>
+      <w:r>
+        <w:rPr>
+          <w:rStyle w:val="FunctionTok"/>
+        </w:rPr>
+        <w:t xml:space="preserve">ad</w:t>
+      </w:r>
+      <w:r>
+        <w:rPr>
+          <w:rStyle w:val="OperatorTok"/>
+        </w:rPr>
+        <w:t xml:space="preserve">.</w:t>
+      </w:r>
+      <w:r>
+        <w:rPr>
+          <w:rStyle w:val="FunctionTok"/>
+        </w:rPr>
+        <w:t xml:space="preserve">example</w:t>
+      </w:r>
+      <w:r>
+        <w:rPr>
+          <w:rStyle w:val="OperatorTok"/>
+        </w:rPr>
+        <w:t xml:space="preserve">.</w:t>
+      </w:r>
+      <w:r>
+        <w:rPr>
+          <w:rStyle w:val="FunctionTok"/>
+        </w:rPr>
+        <w:t xml:space="preserve">com</w:t>
+      </w:r>
+      <w:r>
+        <w:rPr>
+          <w:rStyle w:val="NormalTok"/>
+        </w:rPr>
+        <w:t xml:space="preserve"> </w:t>
+      </w:r>
+      <w:r>
+        <w:rPr>
+          <w:rStyle w:val="OperatorTok"/>
+        </w:rPr>
+        <w:t xml:space="preserve">-</w:t>
+      </w:r>
+      <w:r>
+        <w:rPr>
+          <w:rStyle w:val="NormalTok"/>
+        </w:rPr>
+        <w:t xml:space="preserve">IncludeServerCount</w:t>
+      </w:r>
+      <w:r>
+        <w:br/>
+      </w:r>
+      <w:r>
+        <w:br/>
+      </w:r>
+      <w:r>
+        <w:rPr>
+          <w:rStyle w:val="CommentTok"/>
+        </w:rPr>
+        <w:t xml:space="preserve"># 3) Fleet health / maintenance glance {#sec24}</w:t>
+      </w:r>
+      <w:r>
+        <w:br/>
+      </w:r>
+      <w:r>
+        <w:rPr>
+          <w:rStyle w:val="NormalTok"/>
+        </w:rPr>
+        <w:t xml:space="preserve">Get-OneViewServerList </w:t>
+      </w:r>
+      <w:r>
+        <w:rPr>
+          <w:rStyle w:val="OperatorTok"/>
+        </w:rPr>
+        <w:t xml:space="preserve">-</w:t>
+      </w:r>
+      <w:r>
+        <w:rPr>
+          <w:rStyle w:val="NormalTok"/>
+        </w:rPr>
+        <w:t xml:space="preserve">OneViewHost oneview</w:t>
+      </w:r>
+      <w:r>
+        <w:rPr>
+          <w:rStyle w:val="OperatorTok"/>
+        </w:rPr>
+        <w:t xml:space="preserve">.</w:t>
+      </w:r>
+      <w:r>
+        <w:rPr>
+          <w:rStyle w:val="FunctionTok"/>
+        </w:rPr>
+        <w:t xml:space="preserve">ad</w:t>
+      </w:r>
+      <w:r>
+        <w:rPr>
+          <w:rStyle w:val="OperatorTok"/>
+        </w:rPr>
+        <w:t xml:space="preserve">.</w:t>
+      </w:r>
+      <w:r>
+        <w:rPr>
+          <w:rStyle w:val="FunctionTok"/>
+        </w:rPr>
+        <w:t xml:space="preserve">example</w:t>
+      </w:r>
+      <w:r>
+        <w:rPr>
+          <w:rStyle w:val="OperatorTok"/>
+        </w:rPr>
+        <w:t xml:space="preserve">.</w:t>
+      </w:r>
+      <w:r>
+        <w:rPr>
+          <w:rStyle w:val="FunctionTok"/>
+        </w:rPr>
+        <w:t xml:space="preserve">com</w:t>
+      </w:r>
+      <w:r>
+        <w:rPr>
+          <w:rStyle w:val="NormalTok"/>
+        </w:rPr>
+        <w:t xml:space="preserve"> </w:t>
+      </w:r>
+      <w:r>
+        <w:rPr>
+          <w:rStyle w:val="OperatorTok"/>
+        </w:rPr>
+        <w:t xml:space="preserve">-</w:t>
+      </w:r>
+      <w:r>
+        <w:rPr>
+          <w:rStyle w:val="NormalTok"/>
+        </w:rPr>
+        <w:t xml:space="preserve">Summary</w:t>
+      </w:r>
+    </w:p>
+    <w:bookmarkEnd w:id="16"/>
+    <w:bookmarkStart w:id="17" w:name="sec25"/>
     <w:p>
       <w:pPr>
         <w:pStyle w:val="Heading2"/>
@@ -761,7 +2867,7 @@
         </w:numPr>
       </w:pPr>
       <w:r>
-        <w:t xml:space="preserve">Appliance settings live in</w:t>
+        <w:t xml:space="preserve">The OneView session persists in</w:t>
       </w:r>
       <w:r>
         <w:t xml:space="preserve"> </w:t>
@@ -770,10 +2876,13 @@
         <w:rPr>
           <w:rStyle w:val="VerbatimChar"/>
         </w:rPr>
-        <w:t xml:space="preserve">configs/oneview_config.json</w:t>
-      </w:r>
-      <w:r>
-        <w:t xml:space="preserve">; server inventory in</w:t>
+        <w:t xml:space="preserve">$global:ConnectedSessions</w:t>
+      </w:r>
+      <w:r>
+        <w:t xml:space="preserve"> </w:t>
+      </w:r>
+      <w:r>
+        <w:t xml:space="preserve">after</w:t>
       </w:r>
       <w:r>
         <w:t xml:space="preserve"> </w:t>
@@ -782,10 +2891,28 @@
         <w:rPr>
           <w:rStyle w:val="VerbatimChar"/>
         </w:rPr>
-        <w:t xml:space="preserve">configs/servers_catalogue.oneview.json</w:t>
-      </w:r>
-      <w:r>
-        <w:t xml:space="preserve">.</w:t>
+        <w:t xml:space="preserve">Connect-OneView</w:t>
+      </w:r>
+      <w:r>
+        <w:t xml:space="preserve"> </w:t>
+      </w:r>
+      <w:r>
+        <w:t xml:space="preserve">and is reused by all OneView commands; only</w:t>
+      </w:r>
+      <w:r>
+        <w:t xml:space="preserve"> </w:t>
+      </w:r>
+      <w:r>
+        <w:rPr>
+          <w:rStyle w:val="VerbatimChar"/>
+        </w:rPr>
+        <w:t xml:space="preserve">Disconnect-OneView</w:t>
+      </w:r>
+      <w:r>
+        <w:t xml:space="preserve"> </w:t>
+      </w:r>
+      <w:r>
+        <w:t xml:space="preserve">closes it.</w:t>
       </w:r>
     </w:p>
     <w:p>
@@ -797,6 +2924,221 @@
         </w:numPr>
       </w:pPr>
       <w:r>
+        <w:t xml:space="preserve">Live (non-</w:t>
+      </w:r>
+      <w:r>
+        <w:rPr>
+          <w:rStyle w:val="VerbatimChar"/>
+        </w:rPr>
+        <w:t xml:space="preserve">-DryRun</w:t>
+      </w:r>
+      <w:r>
+        <w:t xml:space="preserve">) runs are driven</w:t>
+      </w:r>
+      <w:r>
+        <w:t xml:space="preserve"> </w:t>
+      </w:r>
+      <w:r>
+        <w:rPr>
+          <w:b/>
+          <w:bCs/>
+        </w:rPr>
+        <w:t xml:space="preserve">only</w:t>
+      </w:r>
+      <w:r>
+        <w:t xml:space="preserve"> </w:t>
+      </w:r>
+      <w:r>
+        <w:t xml:space="preserve">by parameters / interactive prompts.</w:t>
+      </w:r>
+      <w:r>
+        <w:t xml:space="preserve"> </w:t>
+      </w:r>
+      <w:r>
+        <w:t xml:space="preserve">Config files, server lists, and environment-variable defaults are</w:t>
+      </w:r>
+      <w:r>
+        <w:t xml:space="preserve"> </w:t>
+      </w:r>
+      <w:r>
+        <w:rPr>
+          <w:rStyle w:val="VerbatimChar"/>
+        </w:rPr>
+        <w:t xml:space="preserve">-DryRun</w:t>
+      </w:r>
+      <w:r>
+        <w:t xml:space="preserve">-only</w:t>
+      </w:r>
+      <w:r>
+        <w:t xml:space="preserve"> </w:t>
+      </w:r>
+      <w:r>
+        <w:t xml:space="preserve">helpers.</w:t>
+      </w:r>
+      <w:r>
+        <w:t xml:space="preserve"> </w:t>
+      </w:r>
+      <w:r>
+        <w:rPr>
+          <w:b/>
+          <w:bCs/>
+        </w:rPr>
+        <w:t xml:space="preserve">Credentials are never read from config, environment, or CyberArk</w:t>
+      </w:r>
+      <w:r>
+        <w:t xml:space="preserve"> </w:t>
+      </w:r>
+      <w:r>
+        <w:t xml:space="preserve">—</w:t>
+      </w:r>
+      <w:r>
+        <w:t xml:space="preserve"> </w:t>
+      </w:r>
+      <w:r>
+        <w:t xml:space="preserve">enter them interactively when prompted.</w:t>
+      </w:r>
+    </w:p>
+    <w:p>
+      <w:pPr>
+        <w:pStyle w:val="Compact"/>
+        <w:numPr>
+          <w:ilvl w:val="0"/>
+          <w:numId w:val="1002"/>
+        </w:numPr>
+      </w:pPr>
+      <w:r>
+        <w:rPr>
+          <w:rStyle w:val="VerbatimChar"/>
+        </w:rPr>
+        <w:t xml:space="preserve">Get-OneViewVersion</w:t>
+      </w:r>
+      <w:r>
+        <w:t xml:space="preserve"> </w:t>
+      </w:r>
+      <w:r>
+        <w:t xml:space="preserve">and</w:t>
+      </w:r>
+      <w:r>
+        <w:t xml:space="preserve"> </w:t>
+      </w:r>
+      <w:r>
+        <w:rPr>
+          <w:rStyle w:val="VerbatimChar"/>
+        </w:rPr>
+        <w:t xml:space="preserve">New-OneViewMaintenanceScript</w:t>
+      </w:r>
+      <w:r>
+        <w:t xml:space="preserve"> </w:t>
+      </w:r>
+      <w:r>
+        <w:t xml:space="preserve">are</w:t>
+      </w:r>
+      <w:r>
+        <w:t xml:space="preserve"> </w:t>
+      </w:r>
+      <w:r>
+        <w:rPr>
+          <w:b/>
+          <w:bCs/>
+        </w:rPr>
+        <w:t xml:space="preserve">no longer part of the</w:t>
+      </w:r>
+      <w:r>
+        <w:rPr>
+          <w:b/>
+          <w:bCs/>
+        </w:rPr>
+        <w:t xml:space="preserve"> </w:t>
+      </w:r>
+      <w:r>
+        <w:rPr>
+          <w:b/>
+          <w:bCs/>
+        </w:rPr>
+        <w:t xml:space="preserve">public surface</w:t>
+      </w:r>
+      <w:r>
+        <w:t xml:space="preserve"> </w:t>
+      </w:r>
+      <w:r>
+        <w:t xml:space="preserve">(version is read from</w:t>
+      </w:r>
+      <w:r>
+        <w:t xml:space="preserve"> </w:t>
+      </w:r>
+      <w:r>
+        <w:rPr>
+          <w:rStyle w:val="VerbatimChar"/>
+        </w:rPr>
+        <w:t xml:space="preserve">Get-OneViewConnectionStatus</w:t>
+      </w:r>
+      <w:r>
+        <w:t xml:space="preserve">; maintenance</w:t>
+      </w:r>
+      <w:r>
+        <w:t xml:space="preserve"> </w:t>
+      </w:r>
+      <w:r>
+        <w:t xml:space="preserve">scripting is handled by</w:t>
+      </w:r>
+      <w:r>
+        <w:t xml:space="preserve"> </w:t>
+      </w:r>
+      <w:r>
+        <w:rPr>
+          <w:rStyle w:val="VerbatimChar"/>
+        </w:rPr>
+        <w:t xml:space="preserve">Set-MaintenanceMode</w:t>
+      </w:r>
+      <w:r>
+        <w:t xml:space="preserve">). The SCOM maintenance scripts</w:t>
+      </w:r>
+      <w:r>
+        <w:t xml:space="preserve"> </w:t>
+      </w:r>
+      <w:r>
+        <w:t xml:space="preserve">(</w:t>
+      </w:r>
+      <w:r>
+        <w:rPr>
+          <w:rStyle w:val="VerbatimChar"/>
+        </w:rPr>
+        <w:t xml:space="preserve">New-ScomConnection</w:t>
+      </w:r>
+      <w:r>
+        <w:t xml:space="preserve"> </w:t>
+      </w:r>
+      <w:r>
+        <w:t xml:space="preserve">/</w:t>
+      </w:r>
+      <w:r>
+        <w:t xml:space="preserve"> </w:t>
+      </w:r>
+      <w:r>
+        <w:rPr>
+          <w:rStyle w:val="VerbatimChar"/>
+        </w:rPr>
+        <w:t xml:space="preserve">New-ScomMaintenanceScript</w:t>
+      </w:r>
+      <w:r>
+        <w:t xml:space="preserve">) are also retired from the</w:t>
+      </w:r>
+      <w:r>
+        <w:t xml:space="preserve"> </w:t>
+      </w:r>
+      <w:r>
+        <w:t xml:space="preserve">public surface.</w:t>
+      </w:r>
+    </w:p>
+    <w:p>
+      <w:pPr>
+        <w:pStyle w:val="Compact"/>
+        <w:numPr>
+          <w:ilvl w:val="0"/>
+          <w:numId w:val="1002"/>
+        </w:numPr>
+      </w:pPr>
+      <w:r>
         <w:t xml:space="preserve">Legacy</w:t>
       </w:r>
       <w:r>
@@ -809,26 +3151,17 @@
         <w:t xml:space="preserve"> </w:t>
       </w:r>
       <w:r>
-        <w:t xml:space="preserve">naming may still appear in credential/config identifiers</w:t>
-      </w:r>
-      <w:r>
-        <w:t xml:space="preserve"> </w:t>
-      </w:r>
-      <w:r>
-        <w:t xml:space="preserve">(e.g. </w:t>
-      </w:r>
-      <w:r>
-        <w:rPr>
-          <w:rStyle w:val="VerbatimChar"/>
-        </w:rPr>
-        <w:t xml:space="preserve">Get-OpenViewCredentials</w:t>
-      </w:r>
-      <w:r>
-        <w:t xml:space="preserve">); those names are kept for compatibility.</w:t>
+        <w:t xml:space="preserve">naming may still appear in some credential/config identifiers;</w:t>
+      </w:r>
+      <w:r>
+        <w:t xml:space="preserve"> </w:t>
+      </w:r>
+      <w:r>
+        <w:t xml:space="preserve">those names are kept for compatibility only.</w:t>
       </w:r>
     </w:p>
-    <w:bookmarkEnd w:id="15"/>
-    <w:bookmarkEnd w:id="16"/>
+    <w:bookmarkEnd w:id="17"/>
+    <w:bookmarkEnd w:id="18"/>
     <w:sectPr>
       <w:pgSz w:w="16838" w:h="11906" w:orient="landscape"/>
       <w:footnotePr>
